--- a/docs/Task4.docx
+++ b/docs/Task4.docx
@@ -14,7 +14,6 @@
           <w:szCs w:val="28"/>
         </w:rPr>
       </w:pPr>
-      <w:proofErr w:type="spellStart"/>
       <w:r>
         <w:rPr>
           <w:rFonts w:ascii="Times New Roman" w:hAnsi="Times New Roman" w:cs="Times New Roman"/>
@@ -26,7 +25,6 @@
         </w:rPr>
         <w:t>Featurify</w:t>
       </w:r>
-      <w:proofErr w:type="spellEnd"/>
     </w:p>
     <w:p>
       <w:pPr>
@@ -39,41 +37,13 @@
           <w:szCs w:val="24"/>
         </w:rPr>
       </w:pPr>
-      <w:proofErr w:type="spellStart"/>
-      <w:r>
-        <w:rPr>
-          <w:rFonts w:ascii="Times New Roman" w:hAnsi="Times New Roman" w:cs="Times New Roman"/>
-          <w:sz w:val="24"/>
-          <w:szCs w:val="24"/>
-        </w:rPr>
-        <w:t>Featurify</w:t>
-      </w:r>
-      <w:proofErr w:type="spellEnd"/>
-      <w:r>
-        <w:rPr>
-          <w:rFonts w:ascii="Times New Roman" w:hAnsi="Times New Roman" w:cs="Times New Roman"/>
-          <w:sz w:val="24"/>
-          <w:szCs w:val="24"/>
-        </w:rPr>
-        <w:t xml:space="preserve"> - AI-ассистент для анализа датасетов и генерации рекомендаций по </w:t>
-      </w:r>
-      <w:proofErr w:type="spellStart"/>
-      <w:r>
-        <w:rPr>
-          <w:rFonts w:ascii="Times New Roman" w:hAnsi="Times New Roman" w:cs="Times New Roman"/>
-          <w:sz w:val="24"/>
-          <w:szCs w:val="24"/>
-        </w:rPr>
-        <w:t>Feature</w:t>
-      </w:r>
-      <w:proofErr w:type="spellEnd"/>
-      <w:r>
-        <w:rPr>
-          <w:rFonts w:ascii="Times New Roman" w:hAnsi="Times New Roman" w:cs="Times New Roman"/>
-          <w:sz w:val="24"/>
-          <w:szCs w:val="24"/>
-        </w:rPr>
-        <w:t xml:space="preserve"> Engineering.</w:t>
+      <w:r>
+        <w:rPr>
+          <w:rFonts w:ascii="Times New Roman" w:hAnsi="Times New Roman" w:cs="Times New Roman"/>
+          <w:sz w:val="24"/>
+          <w:szCs w:val="24"/>
+        </w:rPr>
+        <w:t>Featurify - AI-ассистент для анализа датасетов и генерации рекомендаций по Feature Engineering.</w:t>
       </w:r>
     </w:p>
     <w:p>
@@ -122,6 +92,7 @@
           <w:rFonts w:ascii="Times New Roman" w:hAnsi="Times New Roman" w:cs="Times New Roman"/>
           <w:sz w:val="24"/>
           <w:szCs w:val="24"/>
+          <w:lang w:val="en-US"/>
         </w:rPr>
       </w:pPr>
       <w:hyperlink r:id="rId5" w:history="1">
@@ -144,7 +115,6 @@
           </w:rPr>
           <w:t>://</w:t>
         </w:r>
-        <w:proofErr w:type="spellStart"/>
         <w:r>
           <w:rPr>
             <w:rStyle w:val="ac"/>
@@ -155,7 +125,6 @@
           </w:rPr>
           <w:t>github</w:t>
         </w:r>
-        <w:proofErr w:type="spellEnd"/>
         <w:r>
           <w:rPr>
             <w:rStyle w:val="ac"/>
@@ -184,7 +153,6 @@
           </w:rPr>
           <w:t>/</w:t>
         </w:r>
-        <w:proofErr w:type="spellStart"/>
         <w:r>
           <w:rPr>
             <w:rStyle w:val="ac"/>
@@ -195,7 +163,6 @@
           </w:rPr>
           <w:t>ItIsAnyx</w:t>
         </w:r>
-        <w:proofErr w:type="spellEnd"/>
         <w:r>
           <w:rPr>
             <w:rStyle w:val="ac"/>
@@ -205,7 +172,6 @@
           </w:rPr>
           <w:t>/</w:t>
         </w:r>
-        <w:proofErr w:type="spellStart"/>
         <w:r>
           <w:rPr>
             <w:rStyle w:val="ac"/>
@@ -216,7 +182,6 @@
           </w:rPr>
           <w:t>Featurify</w:t>
         </w:r>
-        <w:proofErr w:type="spellEnd"/>
       </w:hyperlink>
       <w:r>
         <w:rPr>
@@ -244,23 +209,7 @@
           <w:sz w:val="24"/>
           <w:szCs w:val="24"/>
         </w:rPr>
-        <w:t>Бизнес-цель приложения – система должна ускорить предобработку датасетов, уменьшая общее время разработки моделей машинного обучения</w:t>
-      </w:r>
-      <w:r>
-        <w:rPr>
-          <w:rFonts w:ascii="Times New Roman" w:hAnsi="Times New Roman" w:cs="Times New Roman"/>
-          <w:sz w:val="24"/>
-          <w:szCs w:val="24"/>
-        </w:rPr>
-        <w:t xml:space="preserve"> </w:t>
-      </w:r>
-      <w:r>
-        <w:rPr>
-          <w:rFonts w:ascii="Times New Roman" w:hAnsi="Times New Roman" w:cs="Times New Roman"/>
-          <w:sz w:val="24"/>
-          <w:szCs w:val="24"/>
-        </w:rPr>
-        <w:t>и снижая затраты на работу разработчиков.</w:t>
+        <w:t>Ссылка на коммит с последним изменением промпта:</w:t>
       </w:r>
     </w:p>
     <w:p>
@@ -274,72 +223,24 @@
           <w:szCs w:val="24"/>
         </w:rPr>
       </w:pPr>
-      <w:r>
-        <w:rPr>
-          <w:rFonts w:ascii="Times New Roman" w:hAnsi="Times New Roman" w:cs="Times New Roman"/>
-          <w:sz w:val="24"/>
-          <w:szCs w:val="24"/>
-        </w:rPr>
-        <w:t xml:space="preserve">Реализована </w:t>
-      </w:r>
-      <w:proofErr w:type="spellStart"/>
-      <w:r>
-        <w:rPr>
-          <w:rFonts w:ascii="Times New Roman" w:hAnsi="Times New Roman" w:cs="Times New Roman"/>
-          <w:sz w:val="24"/>
-          <w:szCs w:val="24"/>
-          <w:lang w:val="en-US"/>
-        </w:rPr>
-        <w:t>Pydantic</w:t>
-      </w:r>
-      <w:proofErr w:type="spellEnd"/>
-      <w:r>
-        <w:rPr>
-          <w:rFonts w:ascii="Times New Roman" w:hAnsi="Times New Roman" w:cs="Times New Roman"/>
-          <w:sz w:val="24"/>
-          <w:szCs w:val="24"/>
-        </w:rPr>
-        <w:t>-</w:t>
-      </w:r>
-      <w:r>
-        <w:rPr>
-          <w:rFonts w:ascii="Times New Roman" w:hAnsi="Times New Roman" w:cs="Times New Roman"/>
-          <w:sz w:val="24"/>
-          <w:szCs w:val="24"/>
-        </w:rPr>
-        <w:t>схема, по которой модель должна генерировать свой ответ</w:t>
-      </w:r>
-      <w:r>
-        <w:rPr>
-          <w:rFonts w:ascii="Times New Roman" w:hAnsi="Times New Roman" w:cs="Times New Roman"/>
-          <w:sz w:val="24"/>
-          <w:szCs w:val="24"/>
-        </w:rPr>
-        <w:t xml:space="preserve"> (листинг</w:t>
-      </w:r>
-      <w:r>
-        <w:rPr>
-          <w:rFonts w:ascii="Times New Roman" w:hAnsi="Times New Roman" w:cs="Times New Roman"/>
-          <w:sz w:val="24"/>
-          <w:szCs w:val="24"/>
-        </w:rPr>
-        <w:t xml:space="preserve"> 1</w:t>
-      </w:r>
-      <w:r>
-        <w:rPr>
-          <w:rFonts w:ascii="Times New Roman" w:hAnsi="Times New Roman" w:cs="Times New Roman"/>
-          <w:sz w:val="24"/>
-          <w:szCs w:val="24"/>
-        </w:rPr>
-        <w:t>)</w:t>
-      </w:r>
-      <w:r>
-        <w:rPr>
-          <w:rFonts w:ascii="Times New Roman" w:hAnsi="Times New Roman" w:cs="Times New Roman"/>
-          <w:sz w:val="24"/>
-          <w:szCs w:val="24"/>
-        </w:rPr>
-        <w:t>.</w:t>
+      <w:hyperlink r:id="rId6" w:history="1">
+        <w:r>
+          <w:rPr>
+            <w:rStyle w:val="ac"/>
+            <w:rFonts w:ascii="Times New Roman" w:hAnsi="Times New Roman" w:cs="Times New Roman"/>
+            <w:sz w:val="24"/>
+            <w:szCs w:val="24"/>
+          </w:rPr>
+          <w:t>https://github.com/ItIsAnyx/Featurify/commit/478f8d7247ac3cf2b033d1b3d56eeba2b1bd9325</w:t>
+        </w:r>
+      </w:hyperlink>
+      <w:r>
+        <w:rPr>
+          <w:rFonts w:ascii="Times New Roman" w:hAnsi="Times New Roman" w:cs="Times New Roman"/>
+          <w:sz w:val="24"/>
+          <w:szCs w:val="24"/>
+        </w:rPr>
+        <w:t xml:space="preserve"> </w:t>
       </w:r>
     </w:p>
     <w:p>
@@ -359,9 +260,121 @@
           <w:sz w:val="24"/>
           <w:szCs w:val="24"/>
         </w:rPr>
+        <w:t>Бизнес-цель приложения – система должна ускорить предобработку датасетов, уменьшая общее время разработки моделей машинного обучения</w:t>
+      </w:r>
+      <w:r>
+        <w:rPr>
+          <w:rFonts w:ascii="Times New Roman" w:hAnsi="Times New Roman" w:cs="Times New Roman"/>
+          <w:sz w:val="24"/>
+          <w:szCs w:val="24"/>
+        </w:rPr>
+        <w:t xml:space="preserve"> </w:t>
+      </w:r>
+      <w:r>
+        <w:rPr>
+          <w:rFonts w:ascii="Times New Roman" w:hAnsi="Times New Roman" w:cs="Times New Roman"/>
+          <w:sz w:val="24"/>
+          <w:szCs w:val="24"/>
+        </w:rPr>
+        <w:t>и снижая затраты на работу разработчиков.</w:t>
+      </w:r>
+    </w:p>
+    <w:p>
+      <w:pPr>
+        <w:spacing w:after="0" w:line="360" w:lineRule="auto"/>
+        <w:ind w:firstLine="709"/>
+        <w:jc w:val="both"/>
+        <w:rPr>
+          <w:rFonts w:ascii="Times New Roman" w:hAnsi="Times New Roman" w:cs="Times New Roman"/>
+          <w:sz w:val="24"/>
+          <w:szCs w:val="24"/>
+        </w:rPr>
+      </w:pPr>
+      <w:r>
+        <w:rPr>
+          <w:rFonts w:ascii="Times New Roman" w:hAnsi="Times New Roman" w:cs="Times New Roman"/>
+          <w:sz w:val="24"/>
+          <w:szCs w:val="24"/>
+        </w:rPr>
+        <w:t xml:space="preserve">Реализована </w:t>
+      </w:r>
+      <w:r>
+        <w:rPr>
+          <w:rFonts w:ascii="Times New Roman" w:hAnsi="Times New Roman" w:cs="Times New Roman"/>
+          <w:sz w:val="24"/>
+          <w:szCs w:val="24"/>
+          <w:lang w:val="en-US"/>
+        </w:rPr>
+        <w:t>Pydantic</w:t>
+      </w:r>
+      <w:r>
+        <w:rPr>
+          <w:rFonts w:ascii="Times New Roman" w:hAnsi="Times New Roman" w:cs="Times New Roman"/>
+          <w:sz w:val="24"/>
+          <w:szCs w:val="24"/>
+        </w:rPr>
+        <w:t>-</w:t>
+      </w:r>
+      <w:r>
+        <w:rPr>
+          <w:rFonts w:ascii="Times New Roman" w:hAnsi="Times New Roman" w:cs="Times New Roman"/>
+          <w:sz w:val="24"/>
+          <w:szCs w:val="24"/>
+        </w:rPr>
+        <w:t>схема, по которой модель должна генерировать свой ответ</w:t>
+      </w:r>
+      <w:r>
+        <w:rPr>
+          <w:rFonts w:ascii="Times New Roman" w:hAnsi="Times New Roman" w:cs="Times New Roman"/>
+          <w:sz w:val="24"/>
+          <w:szCs w:val="24"/>
+        </w:rPr>
+        <w:t xml:space="preserve"> (листинг</w:t>
+      </w:r>
+      <w:r>
+        <w:rPr>
+          <w:rFonts w:ascii="Times New Roman" w:hAnsi="Times New Roman" w:cs="Times New Roman"/>
+          <w:sz w:val="24"/>
+          <w:szCs w:val="24"/>
+        </w:rPr>
+        <w:t xml:space="preserve"> 1</w:t>
+      </w:r>
+      <w:r>
+        <w:rPr>
+          <w:rFonts w:ascii="Times New Roman" w:hAnsi="Times New Roman" w:cs="Times New Roman"/>
+          <w:sz w:val="24"/>
+          <w:szCs w:val="24"/>
+        </w:rPr>
+        <w:t>)</w:t>
+      </w:r>
+      <w:r>
+        <w:rPr>
+          <w:rFonts w:ascii="Times New Roman" w:hAnsi="Times New Roman" w:cs="Times New Roman"/>
+          <w:sz w:val="24"/>
+          <w:szCs w:val="24"/>
+        </w:rPr>
+        <w:t>.</w:t>
+      </w:r>
+    </w:p>
+    <w:p>
+      <w:pPr>
+        <w:spacing w:after="0" w:line="360" w:lineRule="auto"/>
+        <w:ind w:firstLine="709"/>
+        <w:jc w:val="both"/>
+        <w:rPr>
+          <w:rFonts w:ascii="Times New Roman" w:hAnsi="Times New Roman" w:cs="Times New Roman"/>
+          <w:sz w:val="24"/>
+          <w:szCs w:val="24"/>
+        </w:rPr>
+      </w:pPr>
+      <w:r>
+        <w:rPr>
+          <w:rFonts w:ascii="Times New Roman" w:hAnsi="Times New Roman" w:cs="Times New Roman"/>
+          <w:sz w:val="24"/>
+          <w:szCs w:val="24"/>
+        </w:rPr>
         <w:t xml:space="preserve">Листинг 1 – </w:t>
       </w:r>
-      <w:proofErr w:type="spellStart"/>
       <w:r>
         <w:rPr>
           <w:rFonts w:ascii="Times New Roman" w:hAnsi="Times New Roman" w:cs="Times New Roman"/>
@@ -369,17 +382,7 @@
           <w:szCs w:val="24"/>
           <w:lang w:val="en-US"/>
         </w:rPr>
-        <w:t>Pydantic</w:t>
-      </w:r>
-      <w:proofErr w:type="spellEnd"/>
-      <w:r>
-        <w:rPr>
-          <w:rFonts w:ascii="Times New Roman" w:hAnsi="Times New Roman" w:cs="Times New Roman"/>
-          <w:sz w:val="24"/>
-          <w:szCs w:val="24"/>
-          <w:lang w:val="en-US"/>
-        </w:rPr>
-        <w:t>-</w:t>
+        <w:t>Pydantic-</w:t>
       </w:r>
       <w:r>
         <w:rPr>
@@ -409,6 +412,7 @@
               <w:spacing w:line="360" w:lineRule="auto"/>
               <w:rPr>
                 <w:rFonts w:ascii="Cascadia Code" w:hAnsi="Cascadia Code" w:cs="Cascadia Code"/>
+                <w:lang w:val="en-US"/>
               </w:rPr>
             </w:pPr>
             <w:r>
@@ -416,39 +420,7 @@
                 <w:rFonts w:ascii="Cascadia Code" w:hAnsi="Cascadia Code" w:cs="Cascadia Code"/>
                 <w:lang w:val="en-US"/>
               </w:rPr>
-              <w:t xml:space="preserve">class </w:t>
-            </w:r>
-            <w:proofErr w:type="spellStart"/>
-            <w:r>
-              <w:rPr>
-                <w:rFonts w:ascii="Cascadia Code" w:hAnsi="Cascadia Code" w:cs="Cascadia Code"/>
-                <w:lang w:val="en-US"/>
-              </w:rPr>
-              <w:t>JSONOutput</w:t>
-            </w:r>
-            <w:proofErr w:type="spellEnd"/>
-            <w:r>
-              <w:rPr>
-                <w:rFonts w:ascii="Cascadia Code" w:hAnsi="Cascadia Code" w:cs="Cascadia Code"/>
-                <w:lang w:val="en-US"/>
-              </w:rPr>
-              <w:t>(</w:t>
-            </w:r>
-            <w:proofErr w:type="spellStart"/>
-            <w:r>
-              <w:rPr>
-                <w:rFonts w:ascii="Cascadia Code" w:hAnsi="Cascadia Code" w:cs="Cascadia Code"/>
-                <w:lang w:val="en-US"/>
-              </w:rPr>
-              <w:t>BaseModel</w:t>
-            </w:r>
-            <w:proofErr w:type="spellEnd"/>
-            <w:r>
-              <w:rPr>
-                <w:rFonts w:ascii="Cascadia Code" w:hAnsi="Cascadia Code" w:cs="Cascadia Code"/>
-                <w:lang w:val="en-US"/>
-              </w:rPr>
-              <w:t>):</w:t>
+              <w:t>class JSONOutput(BaseModel):</w:t>
             </w:r>
             <w:r>
               <w:rPr>
@@ -464,167 +436,55 @@
                 <w:lang w:val="en-US"/>
               </w:rPr>
               <w:br/>
-              <w:t xml:space="preserve">    </w:t>
-            </w:r>
-            <w:proofErr w:type="spellStart"/>
-            <w:r>
-              <w:rPr>
-                <w:rFonts w:ascii="Cascadia Code" w:hAnsi="Cascadia Code" w:cs="Cascadia Code"/>
-                <w:lang w:val="en-US"/>
-              </w:rPr>
-              <w:t>remove_features</w:t>
-            </w:r>
-            <w:proofErr w:type="spellEnd"/>
-            <w:r>
-              <w:rPr>
-                <w:rFonts w:ascii="Cascadia Code" w:hAnsi="Cascadia Code" w:cs="Cascadia Code"/>
-                <w:lang w:val="en-US"/>
-              </w:rPr>
-              <w:t>: list[str]</w:t>
-            </w:r>
-            <w:r>
-              <w:rPr>
-                <w:rFonts w:ascii="Cascadia Code" w:hAnsi="Cascadia Code" w:cs="Cascadia Code"/>
-                <w:lang w:val="en-US"/>
-              </w:rPr>
-              <w:br/>
-              <w:t xml:space="preserve">    </w:t>
-            </w:r>
-            <w:proofErr w:type="spellStart"/>
-            <w:r>
-              <w:rPr>
-                <w:rFonts w:ascii="Cascadia Code" w:hAnsi="Cascadia Code" w:cs="Cascadia Code"/>
-                <w:lang w:val="en-US"/>
-              </w:rPr>
-              <w:t>transform_features</w:t>
-            </w:r>
-            <w:proofErr w:type="spellEnd"/>
-            <w:r>
-              <w:rPr>
-                <w:rFonts w:ascii="Cascadia Code" w:hAnsi="Cascadia Code" w:cs="Cascadia Code"/>
-                <w:lang w:val="en-US"/>
-              </w:rPr>
-              <w:t>: list[str]</w:t>
-            </w:r>
-            <w:r>
-              <w:rPr>
-                <w:rFonts w:ascii="Cascadia Code" w:hAnsi="Cascadia Code" w:cs="Cascadia Code"/>
-                <w:lang w:val="en-US"/>
-              </w:rPr>
-              <w:br/>
-              <w:t xml:space="preserve">    </w:t>
-            </w:r>
-            <w:proofErr w:type="spellStart"/>
-            <w:r>
-              <w:rPr>
-                <w:rFonts w:ascii="Cascadia Code" w:hAnsi="Cascadia Code" w:cs="Cascadia Code"/>
-                <w:lang w:val="en-US"/>
-              </w:rPr>
-              <w:t>create_features</w:t>
-            </w:r>
-            <w:proofErr w:type="spellEnd"/>
-            <w:r>
-              <w:rPr>
-                <w:rFonts w:ascii="Cascadia Code" w:hAnsi="Cascadia Code" w:cs="Cascadia Code"/>
-                <w:lang w:val="en-US"/>
-              </w:rPr>
-              <w:t>: list[str]</w:t>
-            </w:r>
-            <w:r>
-              <w:rPr>
-                <w:rFonts w:ascii="Cascadia Code" w:hAnsi="Cascadia Code" w:cs="Cascadia Code"/>
-                <w:lang w:val="en-US"/>
-              </w:rPr>
-              <w:br/>
-              <w:t xml:space="preserve">    </w:t>
-            </w:r>
-            <w:proofErr w:type="spellStart"/>
-            <w:r>
-              <w:rPr>
-                <w:rFonts w:ascii="Cascadia Code" w:hAnsi="Cascadia Code" w:cs="Cascadia Code"/>
-                <w:lang w:val="en-US"/>
-              </w:rPr>
-              <w:t>recommended_models</w:t>
-            </w:r>
-            <w:proofErr w:type="spellEnd"/>
-            <w:r>
-              <w:rPr>
-                <w:rFonts w:ascii="Cascadia Code" w:hAnsi="Cascadia Code" w:cs="Cascadia Code"/>
-                <w:lang w:val="en-US"/>
-              </w:rPr>
-              <w:t>: list[str]</w:t>
-            </w:r>
-            <w:r>
-              <w:rPr>
-                <w:rFonts w:ascii="Cascadia Code" w:hAnsi="Cascadia Code" w:cs="Cascadia Code"/>
-                <w:lang w:val="en-US"/>
-              </w:rPr>
-              <w:br/>
-              <w:t xml:space="preserve">    </w:t>
-            </w:r>
-            <w:proofErr w:type="spellStart"/>
-            <w:r>
-              <w:rPr>
-                <w:rFonts w:ascii="Cascadia Code" w:hAnsi="Cascadia Code" w:cs="Cascadia Code"/>
-                <w:lang w:val="en-US"/>
-              </w:rPr>
-              <w:t>prompt_tokens</w:t>
-            </w:r>
-            <w:proofErr w:type="spellEnd"/>
-            <w:r>
-              <w:rPr>
-                <w:rFonts w:ascii="Cascadia Code" w:hAnsi="Cascadia Code" w:cs="Cascadia Code"/>
-                <w:lang w:val="en-US"/>
-              </w:rPr>
-              <w:t>: int</w:t>
-            </w:r>
-            <w:r>
-              <w:rPr>
-                <w:rFonts w:ascii="Cascadia Code" w:hAnsi="Cascadia Code" w:cs="Cascadia Code"/>
-                <w:lang w:val="en-US"/>
-              </w:rPr>
-              <w:br/>
-              <w:t xml:space="preserve">    </w:t>
-            </w:r>
-            <w:proofErr w:type="spellStart"/>
-            <w:r>
-              <w:rPr>
-                <w:rFonts w:ascii="Cascadia Code" w:hAnsi="Cascadia Code" w:cs="Cascadia Code"/>
-                <w:lang w:val="en-US"/>
-              </w:rPr>
-              <w:t>completion_tokens</w:t>
-            </w:r>
-            <w:proofErr w:type="spellEnd"/>
-            <w:r>
-              <w:rPr>
-                <w:rFonts w:ascii="Cascadia Code" w:hAnsi="Cascadia Code" w:cs="Cascadia Code"/>
-                <w:lang w:val="en-US"/>
-              </w:rPr>
-              <w:t>: int</w:t>
-            </w:r>
-            <w:r>
-              <w:rPr>
-                <w:rFonts w:ascii="Cascadia Code" w:hAnsi="Cascadia Code" w:cs="Cascadia Code"/>
-                <w:lang w:val="en-US"/>
-              </w:rPr>
-              <w:br/>
-              <w:t xml:space="preserve">    </w:t>
-            </w:r>
-            <w:proofErr w:type="spellStart"/>
-            <w:r>
-              <w:rPr>
-                <w:rFonts w:ascii="Cascadia Code" w:hAnsi="Cascadia Code" w:cs="Cascadia Code"/>
-                <w:lang w:val="en-US"/>
-              </w:rPr>
-              <w:t>total_tokens</w:t>
-            </w:r>
-            <w:proofErr w:type="spellEnd"/>
-            <w:r>
-              <w:rPr>
-                <w:rFonts w:ascii="Cascadia Code" w:hAnsi="Cascadia Code" w:cs="Cascadia Code"/>
-                <w:lang w:val="en-US"/>
-              </w:rPr>
-              <w:t>: int</w:t>
+              <w:t xml:space="preserve">    remove_features: list[str]</w:t>
+            </w:r>
+            <w:r>
+              <w:rPr>
+                <w:rFonts w:ascii="Cascadia Code" w:hAnsi="Cascadia Code" w:cs="Cascadia Code"/>
+                <w:lang w:val="en-US"/>
+              </w:rPr>
+              <w:br/>
+              <w:t xml:space="preserve">    transform_features: list[str]</w:t>
+            </w:r>
+            <w:r>
+              <w:rPr>
+                <w:rFonts w:ascii="Cascadia Code" w:hAnsi="Cascadia Code" w:cs="Cascadia Code"/>
+                <w:lang w:val="en-US"/>
+              </w:rPr>
+              <w:br/>
+              <w:t xml:space="preserve">    create_features: list[str]</w:t>
+            </w:r>
+            <w:r>
+              <w:rPr>
+                <w:rFonts w:ascii="Cascadia Code" w:hAnsi="Cascadia Code" w:cs="Cascadia Code"/>
+                <w:lang w:val="en-US"/>
+              </w:rPr>
+              <w:br/>
+              <w:t xml:space="preserve">    recommended_models: list[str]</w:t>
+            </w:r>
+            <w:r>
+              <w:rPr>
+                <w:rFonts w:ascii="Cascadia Code" w:hAnsi="Cascadia Code" w:cs="Cascadia Code"/>
+                <w:lang w:val="en-US"/>
+              </w:rPr>
+              <w:br/>
+              <w:t xml:space="preserve">    prompt_tokens: int</w:t>
+            </w:r>
+            <w:r>
+              <w:rPr>
+                <w:rFonts w:ascii="Cascadia Code" w:hAnsi="Cascadia Code" w:cs="Cascadia Code"/>
+                <w:lang w:val="en-US"/>
+              </w:rPr>
+              <w:br/>
+              <w:t xml:space="preserve">    completion_tokens: int</w:t>
+            </w:r>
+            <w:r>
+              <w:rPr>
+                <w:rFonts w:ascii="Cascadia Code" w:hAnsi="Cascadia Code" w:cs="Cascadia Code"/>
+                <w:lang w:val="en-US"/>
+              </w:rPr>
+              <w:br/>
+              <w:t xml:space="preserve">    total_tokens: int</w:t>
             </w:r>
           </w:p>
         </w:tc>
@@ -639,6 +499,7 @@
           <w:rFonts w:ascii="Times New Roman" w:hAnsi="Times New Roman" w:cs="Times New Roman"/>
           <w:sz w:val="24"/>
           <w:szCs w:val="24"/>
+          <w:lang w:val="en-US"/>
         </w:rPr>
       </w:pPr>
     </w:p>
@@ -825,7 +686,48 @@
           <w:sz w:val="24"/>
           <w:szCs w:val="24"/>
         </w:rPr>
-        <w:t>они записываются из объекта сгенерированного ответа модели.</w:t>
+        <w:t xml:space="preserve">они записываются из </w:t>
+      </w:r>
+      <w:r>
+        <w:rPr>
+          <w:rFonts w:ascii="Times New Roman" w:hAnsi="Times New Roman" w:cs="Times New Roman"/>
+          <w:sz w:val="24"/>
+          <w:szCs w:val="24"/>
+        </w:rPr>
+        <w:t xml:space="preserve">поля </w:t>
+      </w:r>
+      <w:r>
+        <w:rPr>
+          <w:rFonts w:ascii="Times New Roman" w:hAnsi="Times New Roman" w:cs="Times New Roman"/>
+          <w:sz w:val="24"/>
+          <w:szCs w:val="24"/>
+          <w:lang w:val="en-US"/>
+        </w:rPr>
+        <w:t>usage</w:t>
+      </w:r>
+      <w:r>
+        <w:rPr>
+          <w:rFonts w:ascii="Times New Roman" w:hAnsi="Times New Roman" w:cs="Times New Roman"/>
+          <w:sz w:val="24"/>
+          <w:szCs w:val="24"/>
+        </w:rPr>
+        <w:t xml:space="preserve"> у</w:t>
+      </w:r>
+      <w:r>
+        <w:rPr>
+          <w:rFonts w:ascii="Times New Roman" w:hAnsi="Times New Roman" w:cs="Times New Roman"/>
+          <w:sz w:val="24"/>
+          <w:szCs w:val="24"/>
+        </w:rPr>
+        <w:t xml:space="preserve"> </w:t>
+      </w:r>
+      <w:r>
+        <w:rPr>
+          <w:rFonts w:ascii="Times New Roman" w:hAnsi="Times New Roman" w:cs="Times New Roman"/>
+          <w:sz w:val="24"/>
+          <w:szCs w:val="24"/>
+        </w:rPr>
+        <w:t>объекта ответа модели.</w:t>
       </w:r>
     </w:p>
     <w:p>
@@ -888,7 +790,6 @@
         </w:rPr>
         <w:t>_</w:t>
       </w:r>
-      <w:proofErr w:type="spellStart"/>
       <w:r>
         <w:rPr>
           <w:rFonts w:ascii="Times New Roman" w:hAnsi="Times New Roman" w:cs="Times New Roman"/>
@@ -898,7 +799,6 @@
         </w:rPr>
         <w:t>llm</w:t>
       </w:r>
-      <w:proofErr w:type="spellEnd"/>
       <w:r>
         <w:rPr>
           <w:rFonts w:ascii="Times New Roman" w:hAnsi="Times New Roman" w:cs="Times New Roman"/>
@@ -1058,7 +958,6 @@
         </w:rPr>
         <w:t>": "</w:t>
       </w:r>
-      <w:proofErr w:type="spellStart"/>
       <w:r>
         <w:rPr>
           <w:rFonts w:ascii="Times New Roman" w:hAnsi="Times New Roman" w:cs="Times New Roman"/>
@@ -1068,7 +967,6 @@
         </w:rPr>
         <w:t>json</w:t>
       </w:r>
-      <w:proofErr w:type="spellEnd"/>
       <w:r>
         <w:rPr>
           <w:rFonts w:ascii="Times New Roman" w:hAnsi="Times New Roman" w:cs="Times New Roman"/>
@@ -1312,25 +1210,8 @@
           <w:sz w:val="24"/>
           <w:szCs w:val="24"/>
         </w:rPr>
-        <w:t xml:space="preserve">Листинг </w:t>
-      </w:r>
-      <w:r>
-        <w:rPr>
-          <w:rFonts w:ascii="Times New Roman" w:hAnsi="Times New Roman" w:cs="Times New Roman"/>
-          <w:sz w:val="24"/>
-          <w:szCs w:val="24"/>
-        </w:rPr>
-        <w:t>2</w:t>
-      </w:r>
-      <w:r>
-        <w:rPr>
-          <w:rFonts w:ascii="Times New Roman" w:hAnsi="Times New Roman" w:cs="Times New Roman"/>
-          <w:sz w:val="24"/>
-          <w:szCs w:val="24"/>
-        </w:rPr>
-        <w:t xml:space="preserve"> – </w:t>
-      </w:r>
-      <w:proofErr w:type="spellStart"/>
+        <w:t xml:space="preserve">Листинг 2 – </w:t>
+      </w:r>
       <w:r>
         <w:rPr>
           <w:rFonts w:ascii="Times New Roman" w:hAnsi="Times New Roman" w:cs="Times New Roman"/>
@@ -1338,17 +1219,7 @@
           <w:szCs w:val="24"/>
           <w:lang w:val="en-US"/>
         </w:rPr>
-        <w:t>call_llm</w:t>
-      </w:r>
-      <w:proofErr w:type="spellEnd"/>
-      <w:r>
-        <w:rPr>
-          <w:rFonts w:ascii="Times New Roman" w:hAnsi="Times New Roman" w:cs="Times New Roman"/>
-          <w:sz w:val="24"/>
-          <w:szCs w:val="24"/>
-          <w:lang w:val="en-US"/>
-        </w:rPr>
-        <w:t>()</w:t>
+        <w:t>call_llm()</w:t>
       </w:r>
     </w:p>
     <w:tbl>
@@ -1378,39 +1249,7 @@
                 <w:rFonts w:ascii="Cascadia Code" w:hAnsi="Cascadia Code" w:cs="Cascadia Code"/>
                 <w:lang w:val="en-US"/>
               </w:rPr>
-              <w:t xml:space="preserve">async def </w:t>
-            </w:r>
-            <w:proofErr w:type="spellStart"/>
-            <w:r>
-              <w:rPr>
-                <w:rFonts w:ascii="Cascadia Code" w:hAnsi="Cascadia Code" w:cs="Cascadia Code"/>
-                <w:lang w:val="en-US"/>
-              </w:rPr>
-              <w:t>call_llm</w:t>
-            </w:r>
-            <w:proofErr w:type="spellEnd"/>
-            <w:r>
-              <w:rPr>
-                <w:rFonts w:ascii="Cascadia Code" w:hAnsi="Cascadia Code" w:cs="Cascadia Code"/>
-                <w:lang w:val="en-US"/>
-              </w:rPr>
-              <w:t xml:space="preserve">(context: list) -&gt; </w:t>
-            </w:r>
-            <w:proofErr w:type="spellStart"/>
-            <w:r>
-              <w:rPr>
-                <w:rFonts w:ascii="Cascadia Code" w:hAnsi="Cascadia Code" w:cs="Cascadia Code"/>
-                <w:lang w:val="en-US"/>
-              </w:rPr>
-              <w:t>JSONOutput</w:t>
-            </w:r>
-            <w:proofErr w:type="spellEnd"/>
-            <w:r>
-              <w:rPr>
-                <w:rFonts w:ascii="Cascadia Code" w:hAnsi="Cascadia Code" w:cs="Cascadia Code"/>
-                <w:lang w:val="en-US"/>
-              </w:rPr>
-              <w:t>:</w:t>
+              <w:t>async def call_llm(context: list) -&gt; JSONOutput:</w:t>
             </w:r>
             <w:r>
               <w:rPr>
@@ -1426,47 +1265,15 @@
                 <w:lang w:val="en-US"/>
               </w:rPr>
               <w:br/>
-              <w:t xml:space="preserve">        out = </w:t>
-            </w:r>
-            <w:proofErr w:type="spellStart"/>
-            <w:r>
-              <w:rPr>
-                <w:rFonts w:ascii="Cascadia Code" w:hAnsi="Cascadia Code" w:cs="Cascadia Code"/>
-                <w:lang w:val="en-US"/>
-              </w:rPr>
-              <w:t>client.chat.completions.create</w:t>
-            </w:r>
-            <w:proofErr w:type="spellEnd"/>
-            <w:r>
-              <w:rPr>
-                <w:rFonts w:ascii="Cascadia Code" w:hAnsi="Cascadia Code" w:cs="Cascadia Code"/>
-                <w:lang w:val="en-US"/>
-              </w:rPr>
-              <w:t>(</w:t>
-            </w:r>
-            <w:r>
-              <w:rPr>
-                <w:rFonts w:ascii="Cascadia Code" w:hAnsi="Cascadia Code" w:cs="Cascadia Code"/>
-                <w:lang w:val="en-US"/>
-              </w:rPr>
-              <w:br/>
-              <w:t xml:space="preserve">            model="</w:t>
-            </w:r>
-            <w:proofErr w:type="spellStart"/>
-            <w:r>
-              <w:rPr>
-                <w:rFonts w:ascii="Cascadia Code" w:hAnsi="Cascadia Code" w:cs="Cascadia Code"/>
-                <w:lang w:val="en-US"/>
-              </w:rPr>
-              <w:t>deepseek</w:t>
-            </w:r>
-            <w:proofErr w:type="spellEnd"/>
-            <w:r>
-              <w:rPr>
-                <w:rFonts w:ascii="Cascadia Code" w:hAnsi="Cascadia Code" w:cs="Cascadia Code"/>
-                <w:lang w:val="en-US"/>
-              </w:rPr>
-              <w:t>-chat",</w:t>
+              <w:t xml:space="preserve">        out = client.chat.completions.create(</w:t>
+            </w:r>
+            <w:r>
+              <w:rPr>
+                <w:rFonts w:ascii="Cascadia Code" w:hAnsi="Cascadia Code" w:cs="Cascadia Code"/>
+                <w:lang w:val="en-US"/>
+              </w:rPr>
+              <w:br/>
+              <w:t xml:space="preserve">            model="deepseek-chat",</w:t>
             </w:r>
             <w:r>
               <w:rPr>
@@ -1490,39 +1297,14 @@
                 <w:lang w:val="en-US"/>
               </w:rPr>
               <w:br/>
-              <w:t xml:space="preserve">            </w:t>
-            </w:r>
-            <w:proofErr w:type="spellStart"/>
-            <w:r>
-              <w:rPr>
-                <w:rFonts w:ascii="Cascadia Code" w:hAnsi="Cascadia Code" w:cs="Cascadia Code"/>
-                <w:lang w:val="en-US"/>
-              </w:rPr>
-              <w:t>response_format</w:t>
-            </w:r>
-            <w:proofErr w:type="spellEnd"/>
-            <w:r>
-              <w:rPr>
-                <w:rFonts w:ascii="Cascadia Code" w:hAnsi="Cascadia Code" w:cs="Cascadia Code"/>
-                <w:lang w:val="en-US"/>
-              </w:rPr>
-              <w:t>={"type": "</w:t>
-            </w:r>
-            <w:proofErr w:type="spellStart"/>
-            <w:r>
-              <w:rPr>
-                <w:rFonts w:ascii="Cascadia Code" w:hAnsi="Cascadia Code" w:cs="Cascadia Code"/>
-                <w:lang w:val="en-US"/>
-              </w:rPr>
-              <w:t>json_object</w:t>
-            </w:r>
-            <w:proofErr w:type="spellEnd"/>
-            <w:r>
-              <w:rPr>
-                <w:rFonts w:ascii="Cascadia Code" w:hAnsi="Cascadia Code" w:cs="Cascadia Code"/>
-                <w:lang w:val="en-US"/>
-              </w:rPr>
-              <w:t>"}</w:t>
+            </w:r>
+            <w:r>
+              <w:rPr>
+                <w:rFonts w:ascii="Cascadia Code" w:hAnsi="Cascadia Code" w:cs="Cascadia Code"/>
+                <w:lang w:val="en-US"/>
+              </w:rPr>
+              <w:lastRenderedPageBreak/>
+              <w:t xml:space="preserve">            response_format={"type": "json_object"}</w:t>
             </w:r>
             <w:r>
               <w:rPr>
@@ -1538,199 +1320,55 @@
                 <w:lang w:val="en-US"/>
               </w:rPr>
               <w:br/>
-              <w:t xml:space="preserve">        content = </w:t>
-            </w:r>
-            <w:proofErr w:type="spellStart"/>
-            <w:r>
-              <w:rPr>
-                <w:rFonts w:ascii="Cascadia Code" w:hAnsi="Cascadia Code" w:cs="Cascadia Code"/>
-                <w:lang w:val="en-US"/>
-              </w:rPr>
-              <w:t>out.choices</w:t>
-            </w:r>
-            <w:proofErr w:type="spellEnd"/>
-            <w:r>
-              <w:rPr>
-                <w:rFonts w:ascii="Cascadia Code" w:hAnsi="Cascadia Code" w:cs="Cascadia Code"/>
-                <w:lang w:val="en-US"/>
-              </w:rPr>
-              <w:t>[0].</w:t>
-            </w:r>
-            <w:proofErr w:type="spellStart"/>
-            <w:r>
-              <w:rPr>
-                <w:rFonts w:ascii="Cascadia Code" w:hAnsi="Cascadia Code" w:cs="Cascadia Code"/>
-                <w:lang w:val="en-US"/>
-              </w:rPr>
-              <w:t>message.content</w:t>
-            </w:r>
-            <w:proofErr w:type="spellEnd"/>
-            <w:r>
-              <w:rPr>
-                <w:rFonts w:ascii="Cascadia Code" w:hAnsi="Cascadia Code" w:cs="Cascadia Code"/>
-                <w:lang w:val="en-US"/>
-              </w:rPr>
-              <w:br/>
-            </w:r>
-            <w:r>
-              <w:rPr>
-                <w:rFonts w:ascii="Cascadia Code" w:hAnsi="Cascadia Code" w:cs="Cascadia Code"/>
-                <w:lang w:val="en-US"/>
-              </w:rPr>
-              <w:lastRenderedPageBreak/>
-              <w:t xml:space="preserve">        content = </w:t>
-            </w:r>
-            <w:proofErr w:type="spellStart"/>
-            <w:r>
-              <w:rPr>
-                <w:rFonts w:ascii="Cascadia Code" w:hAnsi="Cascadia Code" w:cs="Cascadia Code"/>
-                <w:lang w:val="en-US"/>
-              </w:rPr>
-              <w:t>content.replace</w:t>
-            </w:r>
-            <w:proofErr w:type="spellEnd"/>
-            <w:r>
-              <w:rPr>
-                <w:rFonts w:ascii="Cascadia Code" w:hAnsi="Cascadia Code" w:cs="Cascadia Code"/>
-                <w:lang w:val="en-US"/>
-              </w:rPr>
-              <w:t>("```</w:t>
-            </w:r>
-            <w:proofErr w:type="spellStart"/>
-            <w:r>
-              <w:rPr>
-                <w:rFonts w:ascii="Cascadia Code" w:hAnsi="Cascadia Code" w:cs="Cascadia Code"/>
-                <w:lang w:val="en-US"/>
-              </w:rPr>
-              <w:t>json</w:t>
-            </w:r>
-            <w:proofErr w:type="spellEnd"/>
-            <w:r>
-              <w:rPr>
-                <w:rFonts w:ascii="Cascadia Code" w:hAnsi="Cascadia Code" w:cs="Cascadia Code"/>
-                <w:lang w:val="en-US"/>
-              </w:rPr>
-              <w:t>", "").replace("```", "")</w:t>
-            </w:r>
-            <w:r>
-              <w:rPr>
-                <w:rFonts w:ascii="Cascadia Code" w:hAnsi="Cascadia Code" w:cs="Cascadia Code"/>
-                <w:lang w:val="en-US"/>
-              </w:rPr>
-              <w:br/>
-              <w:t xml:space="preserve">        parsed = </w:t>
-            </w:r>
-            <w:proofErr w:type="spellStart"/>
-            <w:r>
-              <w:rPr>
-                <w:rFonts w:ascii="Cascadia Code" w:hAnsi="Cascadia Code" w:cs="Cascadia Code"/>
-                <w:lang w:val="en-US"/>
-              </w:rPr>
-              <w:t>json.loads</w:t>
-            </w:r>
-            <w:proofErr w:type="spellEnd"/>
-            <w:r>
-              <w:rPr>
-                <w:rFonts w:ascii="Cascadia Code" w:hAnsi="Cascadia Code" w:cs="Cascadia Code"/>
-                <w:lang w:val="en-US"/>
-              </w:rPr>
-              <w:t>(content)</w:t>
-            </w:r>
-            <w:r>
-              <w:rPr>
-                <w:rFonts w:ascii="Cascadia Code" w:hAnsi="Cascadia Code" w:cs="Cascadia Code"/>
-                <w:lang w:val="en-US"/>
-              </w:rPr>
-              <w:br/>
-              <w:t xml:space="preserve">        usage = </w:t>
-            </w:r>
-            <w:proofErr w:type="spellStart"/>
-            <w:r>
-              <w:rPr>
-                <w:rFonts w:ascii="Cascadia Code" w:hAnsi="Cascadia Code" w:cs="Cascadia Code"/>
-                <w:lang w:val="en-US"/>
-              </w:rPr>
-              <w:t>getattr</w:t>
-            </w:r>
-            <w:proofErr w:type="spellEnd"/>
-            <w:r>
-              <w:rPr>
-                <w:rFonts w:ascii="Cascadia Code" w:hAnsi="Cascadia Code" w:cs="Cascadia Code"/>
-                <w:lang w:val="en-US"/>
-              </w:rPr>
-              <w:t>(out, "usage", None)</w:t>
-            </w:r>
-            <w:r>
-              <w:rPr>
-                <w:rFonts w:ascii="Cascadia Code" w:hAnsi="Cascadia Code" w:cs="Cascadia Code"/>
-                <w:lang w:val="en-US"/>
-              </w:rPr>
-              <w:br/>
-              <w:t xml:space="preserve">        </w:t>
-            </w:r>
-            <w:proofErr w:type="spellStart"/>
-            <w:r>
-              <w:rPr>
-                <w:rFonts w:ascii="Cascadia Code" w:hAnsi="Cascadia Code" w:cs="Cascadia Code"/>
-                <w:lang w:val="en-US"/>
-              </w:rPr>
-              <w:t>prompt_tokens</w:t>
-            </w:r>
-            <w:proofErr w:type="spellEnd"/>
-            <w:r>
-              <w:rPr>
-                <w:rFonts w:ascii="Cascadia Code" w:hAnsi="Cascadia Code" w:cs="Cascadia Code"/>
-                <w:lang w:val="en-US"/>
-              </w:rPr>
-              <w:t xml:space="preserve"> = 0</w:t>
-            </w:r>
-            <w:r>
-              <w:rPr>
-                <w:rFonts w:ascii="Cascadia Code" w:hAnsi="Cascadia Code" w:cs="Cascadia Code"/>
-                <w:lang w:val="en-US"/>
-              </w:rPr>
-              <w:br/>
-              <w:t xml:space="preserve">        </w:t>
-            </w:r>
-            <w:proofErr w:type="spellStart"/>
-            <w:r>
-              <w:rPr>
-                <w:rFonts w:ascii="Cascadia Code" w:hAnsi="Cascadia Code" w:cs="Cascadia Code"/>
-                <w:lang w:val="en-US"/>
-              </w:rPr>
-              <w:t>completion_tokens</w:t>
-            </w:r>
-            <w:proofErr w:type="spellEnd"/>
-            <w:r>
-              <w:rPr>
-                <w:rFonts w:ascii="Cascadia Code" w:hAnsi="Cascadia Code" w:cs="Cascadia Code"/>
-                <w:lang w:val="en-US"/>
-              </w:rPr>
-              <w:t xml:space="preserve"> = 0</w:t>
-            </w:r>
-            <w:r>
-              <w:rPr>
-                <w:rFonts w:ascii="Cascadia Code" w:hAnsi="Cascadia Code" w:cs="Cascadia Code"/>
-                <w:lang w:val="en-US"/>
-              </w:rPr>
-              <w:br/>
-              <w:t xml:space="preserve">        </w:t>
-            </w:r>
-            <w:proofErr w:type="spellStart"/>
-            <w:r>
-              <w:rPr>
-                <w:rFonts w:ascii="Cascadia Code" w:hAnsi="Cascadia Code" w:cs="Cascadia Code"/>
-                <w:lang w:val="en-US"/>
-              </w:rPr>
-              <w:t>total_tokens</w:t>
-            </w:r>
-            <w:proofErr w:type="spellEnd"/>
-            <w:r>
-              <w:rPr>
-                <w:rFonts w:ascii="Cascadia Code" w:hAnsi="Cascadia Code" w:cs="Cascadia Code"/>
-                <w:lang w:val="en-US"/>
-              </w:rPr>
-              <w:t xml:space="preserve"> = 0</w:t>
+              <w:t xml:space="preserve">        content = out.choices[0].message.content</w:t>
+            </w:r>
+            <w:r>
+              <w:rPr>
+                <w:rFonts w:ascii="Cascadia Code" w:hAnsi="Cascadia Code" w:cs="Cascadia Code"/>
+                <w:lang w:val="en-US"/>
+              </w:rPr>
+              <w:br/>
+              <w:t xml:space="preserve">        content = content.replace("```json", "").replace("```", "")</w:t>
+            </w:r>
+            <w:r>
+              <w:rPr>
+                <w:rFonts w:ascii="Cascadia Code" w:hAnsi="Cascadia Code" w:cs="Cascadia Code"/>
+                <w:lang w:val="en-US"/>
+              </w:rPr>
+              <w:br/>
+              <w:t xml:space="preserve">        parsed = json.loads(content)</w:t>
+            </w:r>
+            <w:r>
+              <w:rPr>
+                <w:rFonts w:ascii="Cascadia Code" w:hAnsi="Cascadia Code" w:cs="Cascadia Code"/>
+                <w:lang w:val="en-US"/>
+              </w:rPr>
+              <w:br/>
+              <w:t xml:space="preserve">        usage = getattr(out, "usage", None)</w:t>
+            </w:r>
+            <w:r>
+              <w:rPr>
+                <w:rFonts w:ascii="Cascadia Code" w:hAnsi="Cascadia Code" w:cs="Cascadia Code"/>
+                <w:lang w:val="en-US"/>
+              </w:rPr>
+              <w:br/>
+              <w:t xml:space="preserve">        prompt_tokens = 0</w:t>
+            </w:r>
+            <w:r>
+              <w:rPr>
+                <w:rFonts w:ascii="Cascadia Code" w:hAnsi="Cascadia Code" w:cs="Cascadia Code"/>
+                <w:lang w:val="en-US"/>
+              </w:rPr>
+              <w:br/>
+              <w:t xml:space="preserve">        completion_tokens = 0</w:t>
+            </w:r>
+            <w:r>
+              <w:rPr>
+                <w:rFonts w:ascii="Cascadia Code" w:hAnsi="Cascadia Code" w:cs="Cascadia Code"/>
+                <w:lang w:val="en-US"/>
+              </w:rPr>
+              <w:br/>
+              <w:t xml:space="preserve">        total_tokens = 0</w:t>
             </w:r>
             <w:r>
               <w:rPr>
@@ -1753,312 +1391,63 @@
                 <w:lang w:val="en-US"/>
               </w:rPr>
               <w:br/>
-              <w:t xml:space="preserve">            </w:t>
-            </w:r>
-            <w:proofErr w:type="spellStart"/>
-            <w:r>
-              <w:rPr>
-                <w:rFonts w:ascii="Cascadia Code" w:hAnsi="Cascadia Code" w:cs="Cascadia Code"/>
-                <w:lang w:val="en-US"/>
-              </w:rPr>
-              <w:t>prompt_tokens</w:t>
-            </w:r>
-            <w:proofErr w:type="spellEnd"/>
-            <w:r>
-              <w:rPr>
-                <w:rFonts w:ascii="Cascadia Code" w:hAnsi="Cascadia Code" w:cs="Cascadia Code"/>
-                <w:lang w:val="en-US"/>
-              </w:rPr>
-              <w:t xml:space="preserve"> = </w:t>
-            </w:r>
-            <w:proofErr w:type="spellStart"/>
-            <w:r>
-              <w:rPr>
-                <w:rFonts w:ascii="Cascadia Code" w:hAnsi="Cascadia Code" w:cs="Cascadia Code"/>
-                <w:lang w:val="en-US"/>
-              </w:rPr>
-              <w:t>getattr</w:t>
-            </w:r>
-            <w:proofErr w:type="spellEnd"/>
-            <w:r>
-              <w:rPr>
-                <w:rFonts w:ascii="Cascadia Code" w:hAnsi="Cascadia Code" w:cs="Cascadia Code"/>
-                <w:lang w:val="en-US"/>
-              </w:rPr>
-              <w:t>(usage, "</w:t>
-            </w:r>
-            <w:proofErr w:type="spellStart"/>
-            <w:r>
-              <w:rPr>
-                <w:rFonts w:ascii="Cascadia Code" w:hAnsi="Cascadia Code" w:cs="Cascadia Code"/>
-                <w:lang w:val="en-US"/>
-              </w:rPr>
-              <w:t>prompt_tokens</w:t>
-            </w:r>
-            <w:proofErr w:type="spellEnd"/>
-            <w:r>
-              <w:rPr>
-                <w:rFonts w:ascii="Cascadia Code" w:hAnsi="Cascadia Code" w:cs="Cascadia Code"/>
-                <w:lang w:val="en-US"/>
-              </w:rPr>
-              <w:t>", 0)</w:t>
-            </w:r>
-            <w:r>
-              <w:rPr>
-                <w:rFonts w:ascii="Cascadia Code" w:hAnsi="Cascadia Code" w:cs="Cascadia Code"/>
-                <w:lang w:val="en-US"/>
-              </w:rPr>
-              <w:br/>
-              <w:t xml:space="preserve">            </w:t>
-            </w:r>
-            <w:proofErr w:type="spellStart"/>
-            <w:r>
-              <w:rPr>
-                <w:rFonts w:ascii="Cascadia Code" w:hAnsi="Cascadia Code" w:cs="Cascadia Code"/>
-                <w:lang w:val="en-US"/>
-              </w:rPr>
-              <w:t>completion_tokens</w:t>
-            </w:r>
-            <w:proofErr w:type="spellEnd"/>
-            <w:r>
-              <w:rPr>
-                <w:rFonts w:ascii="Cascadia Code" w:hAnsi="Cascadia Code" w:cs="Cascadia Code"/>
-                <w:lang w:val="en-US"/>
-              </w:rPr>
-              <w:t xml:space="preserve"> = </w:t>
-            </w:r>
-            <w:proofErr w:type="spellStart"/>
-            <w:r>
-              <w:rPr>
-                <w:rFonts w:ascii="Cascadia Code" w:hAnsi="Cascadia Code" w:cs="Cascadia Code"/>
-                <w:lang w:val="en-US"/>
-              </w:rPr>
-              <w:t>getattr</w:t>
-            </w:r>
-            <w:proofErr w:type="spellEnd"/>
-            <w:r>
-              <w:rPr>
-                <w:rFonts w:ascii="Cascadia Code" w:hAnsi="Cascadia Code" w:cs="Cascadia Code"/>
-                <w:lang w:val="en-US"/>
-              </w:rPr>
-              <w:t>(usage, "</w:t>
-            </w:r>
-            <w:proofErr w:type="spellStart"/>
-            <w:r>
-              <w:rPr>
-                <w:rFonts w:ascii="Cascadia Code" w:hAnsi="Cascadia Code" w:cs="Cascadia Code"/>
-                <w:lang w:val="en-US"/>
-              </w:rPr>
-              <w:t>completion_tokens</w:t>
-            </w:r>
-            <w:proofErr w:type="spellEnd"/>
-            <w:r>
-              <w:rPr>
-                <w:rFonts w:ascii="Cascadia Code" w:hAnsi="Cascadia Code" w:cs="Cascadia Code"/>
-                <w:lang w:val="en-US"/>
-              </w:rPr>
-              <w:t>", 0)</w:t>
-            </w:r>
-            <w:r>
-              <w:rPr>
-                <w:rFonts w:ascii="Cascadia Code" w:hAnsi="Cascadia Code" w:cs="Cascadia Code"/>
-                <w:lang w:val="en-US"/>
-              </w:rPr>
-              <w:br/>
-              <w:t xml:space="preserve">            </w:t>
-            </w:r>
-            <w:proofErr w:type="spellStart"/>
-            <w:r>
-              <w:rPr>
-                <w:rFonts w:ascii="Cascadia Code" w:hAnsi="Cascadia Code" w:cs="Cascadia Code"/>
-                <w:lang w:val="en-US"/>
-              </w:rPr>
-              <w:t>total_tokens</w:t>
-            </w:r>
-            <w:proofErr w:type="spellEnd"/>
-            <w:r>
-              <w:rPr>
-                <w:rFonts w:ascii="Cascadia Code" w:hAnsi="Cascadia Code" w:cs="Cascadia Code"/>
-                <w:lang w:val="en-US"/>
-              </w:rPr>
-              <w:t xml:space="preserve"> = </w:t>
-            </w:r>
-            <w:proofErr w:type="spellStart"/>
-            <w:r>
-              <w:rPr>
-                <w:rFonts w:ascii="Cascadia Code" w:hAnsi="Cascadia Code" w:cs="Cascadia Code"/>
-                <w:lang w:val="en-US"/>
-              </w:rPr>
-              <w:t>getattr</w:t>
-            </w:r>
-            <w:proofErr w:type="spellEnd"/>
-            <w:r>
-              <w:rPr>
-                <w:rFonts w:ascii="Cascadia Code" w:hAnsi="Cascadia Code" w:cs="Cascadia Code"/>
-                <w:lang w:val="en-US"/>
-              </w:rPr>
-              <w:t>(usage, "</w:t>
-            </w:r>
-            <w:proofErr w:type="spellStart"/>
-            <w:r>
-              <w:rPr>
-                <w:rFonts w:ascii="Cascadia Code" w:hAnsi="Cascadia Code" w:cs="Cascadia Code"/>
-                <w:lang w:val="en-US"/>
-              </w:rPr>
-              <w:t>total_tokens</w:t>
-            </w:r>
-            <w:proofErr w:type="spellEnd"/>
-            <w:r>
-              <w:rPr>
-                <w:rFonts w:ascii="Cascadia Code" w:hAnsi="Cascadia Code" w:cs="Cascadia Code"/>
-                <w:lang w:val="en-US"/>
-              </w:rPr>
-              <w:t>", 0)</w:t>
-            </w:r>
-            <w:r>
-              <w:rPr>
-                <w:rFonts w:ascii="Cascadia Code" w:hAnsi="Cascadia Code" w:cs="Cascadia Code"/>
-                <w:lang w:val="en-US"/>
-              </w:rPr>
-              <w:br/>
-            </w:r>
-            <w:r>
-              <w:rPr>
-                <w:rFonts w:ascii="Cascadia Code" w:hAnsi="Cascadia Code" w:cs="Cascadia Code"/>
-                <w:lang w:val="en-US"/>
-              </w:rPr>
-              <w:br/>
-              <w:t xml:space="preserve">        </w:t>
-            </w:r>
-            <w:proofErr w:type="spellStart"/>
-            <w:r>
-              <w:rPr>
-                <w:rFonts w:ascii="Cascadia Code" w:hAnsi="Cascadia Code" w:cs="Cascadia Code"/>
-                <w:lang w:val="en-US"/>
-              </w:rPr>
-              <w:t>parsed.update</w:t>
-            </w:r>
-            <w:proofErr w:type="spellEnd"/>
-            <w:r>
-              <w:rPr>
-                <w:rFonts w:ascii="Cascadia Code" w:hAnsi="Cascadia Code" w:cs="Cascadia Code"/>
-                <w:lang w:val="en-US"/>
-              </w:rPr>
-              <w:t>({</w:t>
-            </w:r>
-            <w:r>
-              <w:rPr>
-                <w:rFonts w:ascii="Cascadia Code" w:hAnsi="Cascadia Code" w:cs="Cascadia Code"/>
-                <w:lang w:val="en-US"/>
-              </w:rPr>
-              <w:br/>
-              <w:t xml:space="preserve">            "</w:t>
-            </w:r>
-            <w:proofErr w:type="spellStart"/>
-            <w:r>
-              <w:rPr>
-                <w:rFonts w:ascii="Cascadia Code" w:hAnsi="Cascadia Code" w:cs="Cascadia Code"/>
-                <w:lang w:val="en-US"/>
-              </w:rPr>
-              <w:t>prompt_tokens</w:t>
-            </w:r>
-            <w:proofErr w:type="spellEnd"/>
-            <w:r>
-              <w:rPr>
-                <w:rFonts w:ascii="Cascadia Code" w:hAnsi="Cascadia Code" w:cs="Cascadia Code"/>
-                <w:lang w:val="en-US"/>
-              </w:rPr>
-              <w:t xml:space="preserve">": </w:t>
-            </w:r>
-            <w:proofErr w:type="spellStart"/>
-            <w:r>
-              <w:rPr>
-                <w:rFonts w:ascii="Cascadia Code" w:hAnsi="Cascadia Code" w:cs="Cascadia Code"/>
-                <w:lang w:val="en-US"/>
-              </w:rPr>
-              <w:t>prompt_tokens</w:t>
-            </w:r>
-            <w:proofErr w:type="spellEnd"/>
-            <w:r>
-              <w:rPr>
-                <w:rFonts w:ascii="Cascadia Code" w:hAnsi="Cascadia Code" w:cs="Cascadia Code"/>
-                <w:lang w:val="en-US"/>
-              </w:rPr>
-              <w:t>,</w:t>
-            </w:r>
-            <w:r>
-              <w:rPr>
-                <w:rFonts w:ascii="Cascadia Code" w:hAnsi="Cascadia Code" w:cs="Cascadia Code"/>
-                <w:lang w:val="en-US"/>
-              </w:rPr>
-              <w:br/>
-              <w:t xml:space="preserve">            "</w:t>
-            </w:r>
-            <w:proofErr w:type="spellStart"/>
-            <w:r>
-              <w:rPr>
-                <w:rFonts w:ascii="Cascadia Code" w:hAnsi="Cascadia Code" w:cs="Cascadia Code"/>
-                <w:lang w:val="en-US"/>
-              </w:rPr>
-              <w:t>completion_tokens</w:t>
-            </w:r>
-            <w:proofErr w:type="spellEnd"/>
-            <w:r>
-              <w:rPr>
-                <w:rFonts w:ascii="Cascadia Code" w:hAnsi="Cascadia Code" w:cs="Cascadia Code"/>
-                <w:lang w:val="en-US"/>
-              </w:rPr>
-              <w:t xml:space="preserve">": </w:t>
-            </w:r>
-            <w:proofErr w:type="spellStart"/>
-            <w:r>
-              <w:rPr>
-                <w:rFonts w:ascii="Cascadia Code" w:hAnsi="Cascadia Code" w:cs="Cascadia Code"/>
-                <w:lang w:val="en-US"/>
-              </w:rPr>
-              <w:t>completion_tokens</w:t>
-            </w:r>
-            <w:proofErr w:type="spellEnd"/>
-            <w:r>
-              <w:rPr>
-                <w:rFonts w:ascii="Cascadia Code" w:hAnsi="Cascadia Code" w:cs="Cascadia Code"/>
-                <w:lang w:val="en-US"/>
-              </w:rPr>
-              <w:t>,</w:t>
-            </w:r>
-            <w:r>
-              <w:rPr>
-                <w:rFonts w:ascii="Cascadia Code" w:hAnsi="Cascadia Code" w:cs="Cascadia Code"/>
-                <w:lang w:val="en-US"/>
-              </w:rPr>
-              <w:br/>
-              <w:t xml:space="preserve">            "</w:t>
-            </w:r>
-            <w:proofErr w:type="spellStart"/>
-            <w:r>
-              <w:rPr>
-                <w:rFonts w:ascii="Cascadia Code" w:hAnsi="Cascadia Code" w:cs="Cascadia Code"/>
-                <w:lang w:val="en-US"/>
-              </w:rPr>
-              <w:t>total_tokens</w:t>
-            </w:r>
-            <w:proofErr w:type="spellEnd"/>
-            <w:r>
-              <w:rPr>
-                <w:rFonts w:ascii="Cascadia Code" w:hAnsi="Cascadia Code" w:cs="Cascadia Code"/>
-                <w:lang w:val="en-US"/>
-              </w:rPr>
-              <w:t xml:space="preserve">": </w:t>
-            </w:r>
-            <w:proofErr w:type="spellStart"/>
-            <w:r>
-              <w:rPr>
-                <w:rFonts w:ascii="Cascadia Code" w:hAnsi="Cascadia Code" w:cs="Cascadia Code"/>
-                <w:lang w:val="en-US"/>
-              </w:rPr>
-              <w:t>total_tokens</w:t>
-            </w:r>
-            <w:proofErr w:type="spellEnd"/>
+              <w:t xml:space="preserve">            prompt_tokens = getattr(usage, "prompt_tokens", 0)</w:t>
+            </w:r>
+            <w:r>
+              <w:rPr>
+                <w:rFonts w:ascii="Cascadia Code" w:hAnsi="Cascadia Code" w:cs="Cascadia Code"/>
+                <w:lang w:val="en-US"/>
+              </w:rPr>
+              <w:br/>
+              <w:t xml:space="preserve">            completion_tokens = getattr(usage, "completion_tokens", 0)</w:t>
+            </w:r>
+            <w:r>
+              <w:rPr>
+                <w:rFonts w:ascii="Cascadia Code" w:hAnsi="Cascadia Code" w:cs="Cascadia Code"/>
+                <w:lang w:val="en-US"/>
+              </w:rPr>
+              <w:br/>
+              <w:t xml:space="preserve">            total_tokens = getattr(usage, "total_tokens", 0)</w:t>
+            </w:r>
+            <w:r>
+              <w:rPr>
+                <w:rFonts w:ascii="Cascadia Code" w:hAnsi="Cascadia Code" w:cs="Cascadia Code"/>
+                <w:lang w:val="en-US"/>
+              </w:rPr>
+              <w:br/>
+            </w:r>
+            <w:r>
+              <w:rPr>
+                <w:rFonts w:ascii="Cascadia Code" w:hAnsi="Cascadia Code" w:cs="Cascadia Code"/>
+                <w:lang w:val="en-US"/>
+              </w:rPr>
+              <w:br/>
+              <w:t xml:space="preserve">        parsed.update({</w:t>
+            </w:r>
+            <w:r>
+              <w:rPr>
+                <w:rFonts w:ascii="Cascadia Code" w:hAnsi="Cascadia Code" w:cs="Cascadia Code"/>
+                <w:lang w:val="en-US"/>
+              </w:rPr>
+              <w:br/>
+              <w:t xml:space="preserve">            "prompt_tokens": prompt_tokens,</w:t>
+            </w:r>
+            <w:r>
+              <w:rPr>
+                <w:rFonts w:ascii="Cascadia Code" w:hAnsi="Cascadia Code" w:cs="Cascadia Code"/>
+                <w:lang w:val="en-US"/>
+              </w:rPr>
+              <w:br/>
+              <w:t xml:space="preserve">            "completion_tokens": completion_tokens,</w:t>
+            </w:r>
+            <w:r>
+              <w:rPr>
+                <w:rFonts w:ascii="Cascadia Code" w:hAnsi="Cascadia Code" w:cs="Cascadia Code"/>
+                <w:lang w:val="en-US"/>
+              </w:rPr>
+              <w:br/>
+              <w:t xml:space="preserve">            "total_tokens": total_tokens</w:t>
+            </w:r>
             <w:r>
               <w:rPr>
                 <w:rFonts w:ascii="Cascadia Code" w:hAnsi="Cascadia Code" w:cs="Cascadia Code"/>
@@ -2080,23 +1469,7 @@
                 <w:lang w:val="en-US"/>
               </w:rPr>
               <w:br/>
-              <w:t xml:space="preserve">        return </w:t>
-            </w:r>
-            <w:proofErr w:type="spellStart"/>
-            <w:r>
-              <w:rPr>
-                <w:rFonts w:ascii="Cascadia Code" w:hAnsi="Cascadia Code" w:cs="Cascadia Code"/>
-                <w:lang w:val="en-US"/>
-              </w:rPr>
-              <w:t>JSONOutput</w:t>
-            </w:r>
-            <w:proofErr w:type="spellEnd"/>
-            <w:r>
-              <w:rPr>
-                <w:rFonts w:ascii="Cascadia Code" w:hAnsi="Cascadia Code" w:cs="Cascadia Code"/>
-                <w:lang w:val="en-US"/>
-              </w:rPr>
-              <w:t>(**parsed)</w:t>
+              <w:t xml:space="preserve">        return JSONOutput(**parsed)</w:t>
             </w:r>
             <w:r>
               <w:rPr>
@@ -2119,39 +1492,7 @@
                 <w:lang w:val="en-US"/>
               </w:rPr>
               <w:br/>
-              <w:t xml:space="preserve">        raise </w:t>
-            </w:r>
-            <w:proofErr w:type="spellStart"/>
-            <w:r>
-              <w:rPr>
-                <w:rFonts w:ascii="Cascadia Code" w:hAnsi="Cascadia Code" w:cs="Cascadia Code"/>
-                <w:lang w:val="en-US"/>
-              </w:rPr>
-              <w:t>HTTPException</w:t>
-            </w:r>
-            <w:proofErr w:type="spellEnd"/>
-            <w:r>
-              <w:rPr>
-                <w:rFonts w:ascii="Cascadia Code" w:hAnsi="Cascadia Code" w:cs="Cascadia Code"/>
-                <w:lang w:val="en-US"/>
-              </w:rPr>
-              <w:t>(</w:t>
-            </w:r>
-            <w:proofErr w:type="spellStart"/>
-            <w:r>
-              <w:rPr>
-                <w:rFonts w:ascii="Cascadia Code" w:hAnsi="Cascadia Code" w:cs="Cascadia Code"/>
-                <w:lang w:val="en-US"/>
-              </w:rPr>
-              <w:t>status_code</w:t>
-            </w:r>
-            <w:proofErr w:type="spellEnd"/>
-            <w:r>
-              <w:rPr>
-                <w:rFonts w:ascii="Cascadia Code" w:hAnsi="Cascadia Code" w:cs="Cascadia Code"/>
-                <w:lang w:val="en-US"/>
-              </w:rPr>
-              <w:t>=500, detail=str(e))</w:t>
+              <w:t xml:space="preserve">        raise HTTPException(status_code=500, detail=str(e))</w:t>
             </w:r>
           </w:p>
         </w:tc>
@@ -2345,25 +1686,7 @@
           <w:sz w:val="24"/>
           <w:szCs w:val="24"/>
         </w:rPr>
-        <w:t xml:space="preserve">указана в системном </w:t>
-      </w:r>
-      <w:proofErr w:type="spellStart"/>
-      <w:r>
-        <w:rPr>
-          <w:rFonts w:ascii="Times New Roman" w:hAnsi="Times New Roman" w:cs="Times New Roman"/>
-          <w:sz w:val="24"/>
-          <w:szCs w:val="24"/>
-        </w:rPr>
-        <w:t>промпте</w:t>
-      </w:r>
-      <w:proofErr w:type="spellEnd"/>
-      <w:r>
-        <w:rPr>
-          <w:rFonts w:ascii="Times New Roman" w:hAnsi="Times New Roman" w:cs="Times New Roman"/>
-          <w:sz w:val="24"/>
-          <w:szCs w:val="24"/>
-        </w:rPr>
-        <w:t xml:space="preserve"> в </w:t>
+        <w:t xml:space="preserve">указана в системном промпте в </w:t>
       </w:r>
       <w:r>
         <w:rPr>
@@ -2449,42 +1772,8 @@
           <w:sz w:val="24"/>
           <w:szCs w:val="24"/>
         </w:rPr>
-        <w:t xml:space="preserve">Листинг </w:t>
-      </w:r>
-      <w:r>
-        <w:rPr>
-          <w:rFonts w:ascii="Times New Roman" w:hAnsi="Times New Roman" w:cs="Times New Roman"/>
-          <w:sz w:val="24"/>
-          <w:szCs w:val="24"/>
-        </w:rPr>
-        <w:t>3</w:t>
-      </w:r>
-      <w:r>
-        <w:rPr>
-          <w:rFonts w:ascii="Times New Roman" w:hAnsi="Times New Roman" w:cs="Times New Roman"/>
-          <w:sz w:val="24"/>
-          <w:szCs w:val="24"/>
-        </w:rPr>
-        <w:t xml:space="preserve"> – </w:t>
-      </w:r>
-      <w:r>
-        <w:rPr>
-          <w:rFonts w:ascii="Times New Roman" w:hAnsi="Times New Roman" w:cs="Times New Roman"/>
-          <w:sz w:val="24"/>
-          <w:szCs w:val="24"/>
-        </w:rPr>
-        <w:t xml:space="preserve">Системный </w:t>
-      </w:r>
-      <w:proofErr w:type="spellStart"/>
-      <w:r>
-        <w:rPr>
-          <w:rFonts w:ascii="Times New Roman" w:hAnsi="Times New Roman" w:cs="Times New Roman"/>
-          <w:sz w:val="24"/>
-          <w:szCs w:val="24"/>
-        </w:rPr>
-        <w:t>промпт</w:t>
-      </w:r>
-      <w:proofErr w:type="spellEnd"/>
+        <w:t>Листинг 3 – Системный промпт</w:t>
+      </w:r>
     </w:p>
     <w:tbl>
       <w:tblPr>
@@ -2551,6 +1840,13 @@
                 <w:lang w:val="en-US"/>
               </w:rPr>
               <w:br/>
+            </w:r>
+            <w:r>
+              <w:rPr>
+                <w:rFonts w:ascii="Cascadia Code" w:hAnsi="Cascadia Code" w:cs="Cascadia Code"/>
+                <w:lang w:val="en-US"/>
+              </w:rPr>
+              <w:lastRenderedPageBreak/>
               <w:t>&lt;input&gt;</w:t>
             </w:r>
             <w:r>
@@ -2575,6 +1871,241 @@
                 <w:lang w:val="en-US"/>
               </w:rPr>
               <w:br/>
+              <w:t>&lt;/input&gt;</w:t>
+            </w:r>
+            <w:r>
+              <w:rPr>
+                <w:rFonts w:ascii="Cascadia Code" w:hAnsi="Cascadia Code" w:cs="Cascadia Code"/>
+                <w:lang w:val="en-US"/>
+              </w:rPr>
+              <w:br/>
+            </w:r>
+            <w:r>
+              <w:rPr>
+                <w:rFonts w:ascii="Cascadia Code" w:hAnsi="Cascadia Code" w:cs="Cascadia Code"/>
+                <w:lang w:val="en-US"/>
+              </w:rPr>
+              <w:br/>
+              <w:t>&lt;output_requirements&gt;</w:t>
+            </w:r>
+            <w:r>
+              <w:rPr>
+                <w:rFonts w:ascii="Cascadia Code" w:hAnsi="Cascadia Code" w:cs="Cascadia Code"/>
+                <w:lang w:val="en-US"/>
+              </w:rPr>
+              <w:br/>
+              <w:t>Return ONLY valid JSON, nothing else before or after. No extra fields.</w:t>
+            </w:r>
+            <w:r>
+              <w:rPr>
+                <w:rFonts w:ascii="Cascadia Code" w:hAnsi="Cascadia Code" w:cs="Cascadia Code"/>
+                <w:lang w:val="en-US"/>
+              </w:rPr>
+              <w:br/>
+              <w:t>&lt;/output_requirements&gt;</w:t>
+            </w:r>
+            <w:r>
+              <w:rPr>
+                <w:rFonts w:ascii="Cascadia Code" w:hAnsi="Cascadia Code" w:cs="Cascadia Code"/>
+                <w:lang w:val="en-US"/>
+              </w:rPr>
+              <w:br/>
+            </w:r>
+            <w:r>
+              <w:rPr>
+                <w:rFonts w:ascii="Cascadia Code" w:hAnsi="Cascadia Code" w:cs="Cascadia Code"/>
+                <w:lang w:val="en-US"/>
+              </w:rPr>
+              <w:br/>
+              <w:t>&lt;output_format&gt;</w:t>
+            </w:r>
+            <w:r>
+              <w:rPr>
+                <w:rFonts w:ascii="Cascadia Code" w:hAnsi="Cascadia Code" w:cs="Cascadia Code"/>
+                <w:lang w:val="en-US"/>
+              </w:rPr>
+              <w:br/>
+              <w:t>{</w:t>
+            </w:r>
+            <w:r>
+              <w:rPr>
+                <w:rFonts w:ascii="Cascadia Code" w:hAnsi="Cascadia Code" w:cs="Cascadia Code"/>
+                <w:lang w:val="en-US"/>
+              </w:rPr>
+              <w:br/>
+              <w:t xml:space="preserve">  "analysis": "string",</w:t>
+            </w:r>
+            <w:r>
+              <w:rPr>
+                <w:rFonts w:ascii="Cascadia Code" w:hAnsi="Cascadia Code" w:cs="Cascadia Code"/>
+                <w:lang w:val="en-US"/>
+              </w:rPr>
+              <w:br/>
+              <w:t xml:space="preserve">  "remove_features": ["string"],</w:t>
+            </w:r>
+            <w:r>
+              <w:rPr>
+                <w:rFonts w:ascii="Cascadia Code" w:hAnsi="Cascadia Code" w:cs="Cascadia Code"/>
+                <w:lang w:val="en-US"/>
+              </w:rPr>
+              <w:br/>
+              <w:t xml:space="preserve">  "transform_features": ["string"],</w:t>
+            </w:r>
+            <w:r>
+              <w:rPr>
+                <w:rFonts w:ascii="Cascadia Code" w:hAnsi="Cascadia Code" w:cs="Cascadia Code"/>
+                <w:lang w:val="en-US"/>
+              </w:rPr>
+              <w:br/>
+              <w:t xml:space="preserve">  "create_features": ["string"],</w:t>
+            </w:r>
+            <w:r>
+              <w:rPr>
+                <w:rFonts w:ascii="Cascadia Code" w:hAnsi="Cascadia Code" w:cs="Cascadia Code"/>
+                <w:lang w:val="en-US"/>
+              </w:rPr>
+              <w:br/>
+              <w:t xml:space="preserve">  "recommended_models": ["string"]</w:t>
+            </w:r>
+            <w:r>
+              <w:rPr>
+                <w:rFonts w:ascii="Cascadia Code" w:hAnsi="Cascadia Code" w:cs="Cascadia Code"/>
+                <w:lang w:val="en-US"/>
+              </w:rPr>
+              <w:br/>
+              <w:t>}</w:t>
+            </w:r>
+            <w:r>
+              <w:rPr>
+                <w:rFonts w:ascii="Cascadia Code" w:hAnsi="Cascadia Code" w:cs="Cascadia Code"/>
+                <w:lang w:val="en-US"/>
+              </w:rPr>
+              <w:br/>
+              <w:t>&lt;/output_format&gt;</w:t>
+            </w:r>
+            <w:r>
+              <w:rPr>
+                <w:rFonts w:ascii="Cascadia Code" w:hAnsi="Cascadia Code" w:cs="Cascadia Code"/>
+                <w:lang w:val="en-US"/>
+              </w:rPr>
+              <w:br/>
+            </w:r>
+            <w:r>
+              <w:rPr>
+                <w:rFonts w:ascii="Cascadia Code" w:hAnsi="Cascadia Code" w:cs="Cascadia Code"/>
+                <w:lang w:val="en-US"/>
+              </w:rPr>
+              <w:br/>
+              <w:t>&lt;rules&gt;</w:t>
+            </w:r>
+            <w:r>
+              <w:rPr>
+                <w:rFonts w:ascii="Cascadia Code" w:hAnsi="Cascadia Code" w:cs="Cascadia Code"/>
+                <w:lang w:val="en-US"/>
+              </w:rPr>
+              <w:br/>
+              <w:t>In "analysis" (only here):</w:t>
+            </w:r>
+            <w:r>
+              <w:rPr>
+                <w:rFonts w:ascii="Cascadia Code" w:hAnsi="Cascadia Code" w:cs="Cascadia Code"/>
+                <w:lang w:val="en-US"/>
+              </w:rPr>
+              <w:br/>
+              <w:t>- Always answer in the exact language of the User Request.</w:t>
+            </w:r>
+            <w:r>
+              <w:rPr>
+                <w:rFonts w:ascii="Cascadia Code" w:hAnsi="Cascadia Code" w:cs="Cascadia Code"/>
+                <w:lang w:val="en-US"/>
+              </w:rPr>
+              <w:br/>
+              <w:t>- Use a neutral, professional tone throughout.</w:t>
+            </w:r>
+            <w:r>
+              <w:rPr>
+                <w:rFonts w:ascii="Cascadia Code" w:hAnsi="Cascadia Code" w:cs="Cascadia Code"/>
+                <w:lang w:val="en-US"/>
+              </w:rPr>
+              <w:br/>
+              <w:t xml:space="preserve">- State recommendations directly: "Recommend removing...", "Transform...", </w:t>
+            </w:r>
+            <w:r>
+              <w:rPr>
+                <w:rFonts w:ascii="Cascadia Code" w:hAnsi="Cascadia Code" w:cs="Cascadia Code"/>
+                <w:lang w:val="en-US"/>
+              </w:rPr>
+              <w:br/>
+              <w:t>- First briefly acknowledge the user’s request (1 sentence max).</w:t>
+            </w:r>
+            <w:r>
+              <w:rPr>
+                <w:rFonts w:ascii="Cascadia Code" w:hAnsi="Cascadia Code" w:cs="Cascadia Code"/>
+                <w:lang w:val="en-US"/>
+              </w:rPr>
+              <w:br/>
+              <w:t>- Then clearly explain every decision you made for the four lists (name the exact feature/model + short reason why).</w:t>
+            </w:r>
+            <w:r>
+              <w:rPr>
+                <w:rFonts w:ascii="Cascadia Code" w:hAnsi="Cascadia Code" w:cs="Cascadia Code"/>
+                <w:lang w:val="en-US"/>
+              </w:rPr>
+              <w:br/>
+              <w:t>- Keep it concise - no unnecessary repetition of rules.</w:t>
+            </w:r>
+            <w:r>
+              <w:rPr>
+                <w:rFonts w:ascii="Cascadia Code" w:hAnsi="Cascadia Code" w:cs="Cascadia Code"/>
+                <w:lang w:val="en-US"/>
+              </w:rPr>
+              <w:br/>
+            </w:r>
+            <w:r>
+              <w:rPr>
+                <w:rFonts w:ascii="Cascadia Code" w:hAnsi="Cascadia Code" w:cs="Cascadia Code"/>
+                <w:lang w:val="en-US"/>
+              </w:rPr>
+              <w:br/>
+              <w:t>If Dataset Description is "nan":</w:t>
+            </w:r>
+            <w:r>
+              <w:rPr>
+                <w:rFonts w:ascii="Cascadia Code" w:hAnsi="Cascadia Code" w:cs="Cascadia Code"/>
+                <w:lang w:val="en-US"/>
+              </w:rPr>
+              <w:br/>
+              <w:t>- Say it in one short sentence.</w:t>
+            </w:r>
+            <w:r>
+              <w:rPr>
+                <w:rFonts w:ascii="Cascadia Code" w:hAnsi="Cascadia Code" w:cs="Cascadia Code"/>
+                <w:lang w:val="en-US"/>
+              </w:rPr>
+              <w:br/>
+              <w:t>- Return empty arrays [] for remove_features, transform_features and create_features.</w:t>
+            </w:r>
+            <w:r>
+              <w:rPr>
+                <w:rFonts w:ascii="Cascadia Code" w:hAnsi="Cascadia Code" w:cs="Cascadia Code"/>
+                <w:lang w:val="en-US"/>
+              </w:rPr>
+              <w:br/>
+              <w:t>- recommended_models can stay empty or contain 1–2 general models only if the request is clearly about ML.</w:t>
+            </w:r>
+            <w:r>
+              <w:rPr>
+                <w:rFonts w:ascii="Cascadia Code" w:hAnsi="Cascadia Code" w:cs="Cascadia Code"/>
+                <w:lang w:val="en-US"/>
+              </w:rPr>
+              <w:br/>
+            </w:r>
+            <w:r>
+              <w:rPr>
+                <w:rFonts w:ascii="Cascadia Code" w:hAnsi="Cascadia Code" w:cs="Cascadia Code"/>
+                <w:lang w:val="en-US"/>
+              </w:rPr>
+              <w:br/>
             </w:r>
             <w:r>
               <w:rPr>
@@ -2582,433 +2113,6 @@
                 <w:lang w:val="en-US"/>
               </w:rPr>
               <w:lastRenderedPageBreak/>
-              <w:t>&lt;/input&gt;</w:t>
-            </w:r>
-            <w:r>
-              <w:rPr>
-                <w:rFonts w:ascii="Cascadia Code" w:hAnsi="Cascadia Code" w:cs="Cascadia Code"/>
-                <w:lang w:val="en-US"/>
-              </w:rPr>
-              <w:br/>
-            </w:r>
-            <w:r>
-              <w:rPr>
-                <w:rFonts w:ascii="Cascadia Code" w:hAnsi="Cascadia Code" w:cs="Cascadia Code"/>
-                <w:lang w:val="en-US"/>
-              </w:rPr>
-              <w:br/>
-              <w:t>&lt;</w:t>
-            </w:r>
-            <w:proofErr w:type="spellStart"/>
-            <w:r>
-              <w:rPr>
-                <w:rFonts w:ascii="Cascadia Code" w:hAnsi="Cascadia Code" w:cs="Cascadia Code"/>
-                <w:lang w:val="en-US"/>
-              </w:rPr>
-              <w:t>output_requirements</w:t>
-            </w:r>
-            <w:proofErr w:type="spellEnd"/>
-            <w:r>
-              <w:rPr>
-                <w:rFonts w:ascii="Cascadia Code" w:hAnsi="Cascadia Code" w:cs="Cascadia Code"/>
-                <w:lang w:val="en-US"/>
-              </w:rPr>
-              <w:t>&gt;</w:t>
-            </w:r>
-            <w:r>
-              <w:rPr>
-                <w:rFonts w:ascii="Cascadia Code" w:hAnsi="Cascadia Code" w:cs="Cascadia Code"/>
-                <w:lang w:val="en-US"/>
-              </w:rPr>
-              <w:br/>
-              <w:t>Return ONLY valid JSON, nothing else before or after. No extra fields.</w:t>
-            </w:r>
-            <w:r>
-              <w:rPr>
-                <w:rFonts w:ascii="Cascadia Code" w:hAnsi="Cascadia Code" w:cs="Cascadia Code"/>
-                <w:lang w:val="en-US"/>
-              </w:rPr>
-              <w:br/>
-              <w:t>&lt;/</w:t>
-            </w:r>
-            <w:proofErr w:type="spellStart"/>
-            <w:r>
-              <w:rPr>
-                <w:rFonts w:ascii="Cascadia Code" w:hAnsi="Cascadia Code" w:cs="Cascadia Code"/>
-                <w:lang w:val="en-US"/>
-              </w:rPr>
-              <w:t>output_requirements</w:t>
-            </w:r>
-            <w:proofErr w:type="spellEnd"/>
-            <w:r>
-              <w:rPr>
-                <w:rFonts w:ascii="Cascadia Code" w:hAnsi="Cascadia Code" w:cs="Cascadia Code"/>
-                <w:lang w:val="en-US"/>
-              </w:rPr>
-              <w:t>&gt;</w:t>
-            </w:r>
-            <w:r>
-              <w:rPr>
-                <w:rFonts w:ascii="Cascadia Code" w:hAnsi="Cascadia Code" w:cs="Cascadia Code"/>
-                <w:lang w:val="en-US"/>
-              </w:rPr>
-              <w:br/>
-            </w:r>
-            <w:r>
-              <w:rPr>
-                <w:rFonts w:ascii="Cascadia Code" w:hAnsi="Cascadia Code" w:cs="Cascadia Code"/>
-                <w:lang w:val="en-US"/>
-              </w:rPr>
-              <w:br/>
-              <w:t>&lt;</w:t>
-            </w:r>
-            <w:proofErr w:type="spellStart"/>
-            <w:r>
-              <w:rPr>
-                <w:rFonts w:ascii="Cascadia Code" w:hAnsi="Cascadia Code" w:cs="Cascadia Code"/>
-                <w:lang w:val="en-US"/>
-              </w:rPr>
-              <w:t>output_format</w:t>
-            </w:r>
-            <w:proofErr w:type="spellEnd"/>
-            <w:r>
-              <w:rPr>
-                <w:rFonts w:ascii="Cascadia Code" w:hAnsi="Cascadia Code" w:cs="Cascadia Code"/>
-                <w:lang w:val="en-US"/>
-              </w:rPr>
-              <w:t>&gt;</w:t>
-            </w:r>
-            <w:r>
-              <w:rPr>
-                <w:rFonts w:ascii="Cascadia Code" w:hAnsi="Cascadia Code" w:cs="Cascadia Code"/>
-                <w:lang w:val="en-US"/>
-              </w:rPr>
-              <w:br/>
-              <w:t>{</w:t>
-            </w:r>
-            <w:r>
-              <w:rPr>
-                <w:rFonts w:ascii="Cascadia Code" w:hAnsi="Cascadia Code" w:cs="Cascadia Code"/>
-                <w:lang w:val="en-US"/>
-              </w:rPr>
-              <w:br/>
-              <w:t xml:space="preserve">  "analysis": "string",</w:t>
-            </w:r>
-            <w:r>
-              <w:rPr>
-                <w:rFonts w:ascii="Cascadia Code" w:hAnsi="Cascadia Code" w:cs="Cascadia Code"/>
-                <w:lang w:val="en-US"/>
-              </w:rPr>
-              <w:br/>
-              <w:t xml:space="preserve">  "</w:t>
-            </w:r>
-            <w:proofErr w:type="spellStart"/>
-            <w:r>
-              <w:rPr>
-                <w:rFonts w:ascii="Cascadia Code" w:hAnsi="Cascadia Code" w:cs="Cascadia Code"/>
-                <w:lang w:val="en-US"/>
-              </w:rPr>
-              <w:t>remove_features</w:t>
-            </w:r>
-            <w:proofErr w:type="spellEnd"/>
-            <w:r>
-              <w:rPr>
-                <w:rFonts w:ascii="Cascadia Code" w:hAnsi="Cascadia Code" w:cs="Cascadia Code"/>
-                <w:lang w:val="en-US"/>
-              </w:rPr>
-              <w:t>": ["string"],</w:t>
-            </w:r>
-            <w:r>
-              <w:rPr>
-                <w:rFonts w:ascii="Cascadia Code" w:hAnsi="Cascadia Code" w:cs="Cascadia Code"/>
-                <w:lang w:val="en-US"/>
-              </w:rPr>
-              <w:br/>
-              <w:t xml:space="preserve">  "</w:t>
-            </w:r>
-            <w:proofErr w:type="spellStart"/>
-            <w:r>
-              <w:rPr>
-                <w:rFonts w:ascii="Cascadia Code" w:hAnsi="Cascadia Code" w:cs="Cascadia Code"/>
-                <w:lang w:val="en-US"/>
-              </w:rPr>
-              <w:t>transform_features</w:t>
-            </w:r>
-            <w:proofErr w:type="spellEnd"/>
-            <w:r>
-              <w:rPr>
-                <w:rFonts w:ascii="Cascadia Code" w:hAnsi="Cascadia Code" w:cs="Cascadia Code"/>
-                <w:lang w:val="en-US"/>
-              </w:rPr>
-              <w:t>": ["string"],</w:t>
-            </w:r>
-            <w:r>
-              <w:rPr>
-                <w:rFonts w:ascii="Cascadia Code" w:hAnsi="Cascadia Code" w:cs="Cascadia Code"/>
-                <w:lang w:val="en-US"/>
-              </w:rPr>
-              <w:br/>
-              <w:t xml:space="preserve">  "</w:t>
-            </w:r>
-            <w:proofErr w:type="spellStart"/>
-            <w:r>
-              <w:rPr>
-                <w:rFonts w:ascii="Cascadia Code" w:hAnsi="Cascadia Code" w:cs="Cascadia Code"/>
-                <w:lang w:val="en-US"/>
-              </w:rPr>
-              <w:t>create_features</w:t>
-            </w:r>
-            <w:proofErr w:type="spellEnd"/>
-            <w:r>
-              <w:rPr>
-                <w:rFonts w:ascii="Cascadia Code" w:hAnsi="Cascadia Code" w:cs="Cascadia Code"/>
-                <w:lang w:val="en-US"/>
-              </w:rPr>
-              <w:t>": ["string"],</w:t>
-            </w:r>
-            <w:r>
-              <w:rPr>
-                <w:rFonts w:ascii="Cascadia Code" w:hAnsi="Cascadia Code" w:cs="Cascadia Code"/>
-                <w:lang w:val="en-US"/>
-              </w:rPr>
-              <w:br/>
-              <w:t xml:space="preserve">  "</w:t>
-            </w:r>
-            <w:proofErr w:type="spellStart"/>
-            <w:r>
-              <w:rPr>
-                <w:rFonts w:ascii="Cascadia Code" w:hAnsi="Cascadia Code" w:cs="Cascadia Code"/>
-                <w:lang w:val="en-US"/>
-              </w:rPr>
-              <w:t>recommended_models</w:t>
-            </w:r>
-            <w:proofErr w:type="spellEnd"/>
-            <w:r>
-              <w:rPr>
-                <w:rFonts w:ascii="Cascadia Code" w:hAnsi="Cascadia Code" w:cs="Cascadia Code"/>
-                <w:lang w:val="en-US"/>
-              </w:rPr>
-              <w:t>": ["string"]</w:t>
-            </w:r>
-            <w:r>
-              <w:rPr>
-                <w:rFonts w:ascii="Cascadia Code" w:hAnsi="Cascadia Code" w:cs="Cascadia Code"/>
-                <w:lang w:val="en-US"/>
-              </w:rPr>
-              <w:br/>
-              <w:t>}</w:t>
-            </w:r>
-            <w:r>
-              <w:rPr>
-                <w:rFonts w:ascii="Cascadia Code" w:hAnsi="Cascadia Code" w:cs="Cascadia Code"/>
-                <w:lang w:val="en-US"/>
-              </w:rPr>
-              <w:br/>
-              <w:t>&lt;/</w:t>
-            </w:r>
-            <w:proofErr w:type="spellStart"/>
-            <w:r>
-              <w:rPr>
-                <w:rFonts w:ascii="Cascadia Code" w:hAnsi="Cascadia Code" w:cs="Cascadia Code"/>
-                <w:lang w:val="en-US"/>
-              </w:rPr>
-              <w:t>output_format</w:t>
-            </w:r>
-            <w:proofErr w:type="spellEnd"/>
-            <w:r>
-              <w:rPr>
-                <w:rFonts w:ascii="Cascadia Code" w:hAnsi="Cascadia Code" w:cs="Cascadia Code"/>
-                <w:lang w:val="en-US"/>
-              </w:rPr>
-              <w:t>&gt;</w:t>
-            </w:r>
-            <w:r>
-              <w:rPr>
-                <w:rFonts w:ascii="Cascadia Code" w:hAnsi="Cascadia Code" w:cs="Cascadia Code"/>
-                <w:lang w:val="en-US"/>
-              </w:rPr>
-              <w:br/>
-            </w:r>
-            <w:r>
-              <w:rPr>
-                <w:rFonts w:ascii="Cascadia Code" w:hAnsi="Cascadia Code" w:cs="Cascadia Code"/>
-                <w:lang w:val="en-US"/>
-              </w:rPr>
-              <w:br/>
-              <w:t>&lt;rules&gt;</w:t>
-            </w:r>
-            <w:r>
-              <w:rPr>
-                <w:rFonts w:ascii="Cascadia Code" w:hAnsi="Cascadia Code" w:cs="Cascadia Code"/>
-                <w:lang w:val="en-US"/>
-              </w:rPr>
-              <w:br/>
-              <w:t>In "analysis" (only here):</w:t>
-            </w:r>
-            <w:r>
-              <w:rPr>
-                <w:rFonts w:ascii="Cascadia Code" w:hAnsi="Cascadia Code" w:cs="Cascadia Code"/>
-                <w:lang w:val="en-US"/>
-              </w:rPr>
-              <w:br/>
-              <w:t>- Always answer in the exact language of the User Request.</w:t>
-            </w:r>
-            <w:r>
-              <w:rPr>
-                <w:rFonts w:ascii="Cascadia Code" w:hAnsi="Cascadia Code" w:cs="Cascadia Code"/>
-                <w:lang w:val="en-US"/>
-              </w:rPr>
-              <w:br/>
-              <w:t>- Use a neutral, professional tone throughout.</w:t>
-            </w:r>
-            <w:r>
-              <w:rPr>
-                <w:rFonts w:ascii="Cascadia Code" w:hAnsi="Cascadia Code" w:cs="Cascadia Code"/>
-                <w:lang w:val="en-US"/>
-              </w:rPr>
-              <w:br/>
-              <w:t xml:space="preserve">- State recommendations directly: "Recommend removing...", "Transform...", </w:t>
-            </w:r>
-            <w:r>
-              <w:rPr>
-                <w:rFonts w:ascii="Cascadia Code" w:hAnsi="Cascadia Code" w:cs="Cascadia Code"/>
-                <w:lang w:val="en-US"/>
-              </w:rPr>
-              <w:br/>
-              <w:t>- First briefly acknowledge the user’s request (1 sentence max).</w:t>
-            </w:r>
-            <w:r>
-              <w:rPr>
-                <w:rFonts w:ascii="Cascadia Code" w:hAnsi="Cascadia Code" w:cs="Cascadia Code"/>
-                <w:lang w:val="en-US"/>
-              </w:rPr>
-              <w:br/>
-              <w:t>- Then clearly explain every decision you made for the four lists (name the exact feature/model + short reason why).</w:t>
-            </w:r>
-            <w:r>
-              <w:rPr>
-                <w:rFonts w:ascii="Cascadia Code" w:hAnsi="Cascadia Code" w:cs="Cascadia Code"/>
-                <w:lang w:val="en-US"/>
-              </w:rPr>
-              <w:br/>
-              <w:t>- Keep it concise - no unnecessary repetition of rules.</w:t>
-            </w:r>
-            <w:r>
-              <w:rPr>
-                <w:rFonts w:ascii="Cascadia Code" w:hAnsi="Cascadia Code" w:cs="Cascadia Code"/>
-                <w:lang w:val="en-US"/>
-              </w:rPr>
-              <w:br/>
-            </w:r>
-            <w:r>
-              <w:rPr>
-                <w:rFonts w:ascii="Cascadia Code" w:hAnsi="Cascadia Code" w:cs="Cascadia Code"/>
-                <w:lang w:val="en-US"/>
-              </w:rPr>
-              <w:br/>
-              <w:t>If Dataset Description is "nan":</w:t>
-            </w:r>
-            <w:r>
-              <w:rPr>
-                <w:rFonts w:ascii="Cascadia Code" w:hAnsi="Cascadia Code" w:cs="Cascadia Code"/>
-                <w:lang w:val="en-US"/>
-              </w:rPr>
-              <w:br/>
-              <w:t>- Say it in one short sentence.</w:t>
-            </w:r>
-            <w:r>
-              <w:rPr>
-                <w:rFonts w:ascii="Cascadia Code" w:hAnsi="Cascadia Code" w:cs="Cascadia Code"/>
-                <w:lang w:val="en-US"/>
-              </w:rPr>
-              <w:br/>
-              <w:t xml:space="preserve">- Return empty arrays [] for </w:t>
-            </w:r>
-            <w:proofErr w:type="spellStart"/>
-            <w:r>
-              <w:rPr>
-                <w:rFonts w:ascii="Cascadia Code" w:hAnsi="Cascadia Code" w:cs="Cascadia Code"/>
-                <w:lang w:val="en-US"/>
-              </w:rPr>
-              <w:t>remove_features</w:t>
-            </w:r>
-            <w:proofErr w:type="spellEnd"/>
-            <w:r>
-              <w:rPr>
-                <w:rFonts w:ascii="Cascadia Code" w:hAnsi="Cascadia Code" w:cs="Cascadia Code"/>
-                <w:lang w:val="en-US"/>
-              </w:rPr>
-              <w:t xml:space="preserve">, </w:t>
-            </w:r>
-            <w:proofErr w:type="spellStart"/>
-            <w:r>
-              <w:rPr>
-                <w:rFonts w:ascii="Cascadia Code" w:hAnsi="Cascadia Code" w:cs="Cascadia Code"/>
-                <w:lang w:val="en-US"/>
-              </w:rPr>
-              <w:t>transform_features</w:t>
-            </w:r>
-            <w:proofErr w:type="spellEnd"/>
-            <w:r>
-              <w:rPr>
-                <w:rFonts w:ascii="Cascadia Code" w:hAnsi="Cascadia Code" w:cs="Cascadia Code"/>
-                <w:lang w:val="en-US"/>
-              </w:rPr>
-              <w:t xml:space="preserve"> and </w:t>
-            </w:r>
-            <w:proofErr w:type="spellStart"/>
-            <w:r>
-              <w:rPr>
-                <w:rFonts w:ascii="Cascadia Code" w:hAnsi="Cascadia Code" w:cs="Cascadia Code"/>
-                <w:lang w:val="en-US"/>
-              </w:rPr>
-              <w:t>create_features</w:t>
-            </w:r>
-            <w:proofErr w:type="spellEnd"/>
-            <w:r>
-              <w:rPr>
-                <w:rFonts w:ascii="Cascadia Code" w:hAnsi="Cascadia Code" w:cs="Cascadia Code"/>
-                <w:lang w:val="en-US"/>
-              </w:rPr>
-              <w:t>.</w:t>
-            </w:r>
-            <w:r>
-              <w:rPr>
-                <w:rFonts w:ascii="Cascadia Code" w:hAnsi="Cascadia Code" w:cs="Cascadia Code"/>
-                <w:lang w:val="en-US"/>
-              </w:rPr>
-              <w:br/>
-              <w:t xml:space="preserve">- </w:t>
-            </w:r>
-            <w:proofErr w:type="spellStart"/>
-            <w:r>
-              <w:rPr>
-                <w:rFonts w:ascii="Cascadia Code" w:hAnsi="Cascadia Code" w:cs="Cascadia Code"/>
-                <w:lang w:val="en-US"/>
-              </w:rPr>
-              <w:t>recommended_models</w:t>
-            </w:r>
-            <w:proofErr w:type="spellEnd"/>
-            <w:r>
-              <w:rPr>
-                <w:rFonts w:ascii="Cascadia Code" w:hAnsi="Cascadia Code" w:cs="Cascadia Code"/>
-                <w:lang w:val="en-US"/>
-              </w:rPr>
-              <w:t xml:space="preserve"> can stay empty or contain 1–2 general models only if the request is clearly about ML.</w:t>
-            </w:r>
-            <w:r>
-              <w:rPr>
-                <w:rFonts w:ascii="Cascadia Code" w:hAnsi="Cascadia Code" w:cs="Cascadia Code"/>
-                <w:lang w:val="en-US"/>
-              </w:rPr>
-              <w:br/>
-            </w:r>
-            <w:r>
-              <w:rPr>
-                <w:rFonts w:ascii="Cascadia Code" w:hAnsi="Cascadia Code" w:cs="Cascadia Code"/>
-                <w:lang w:val="en-US"/>
-              </w:rPr>
-              <w:br/>
               <w:t>If the request is completely off-topic (not about ML, data or modeling):</w:t>
             </w:r>
             <w:r>
@@ -3025,13 +2129,6 @@
                 <w:lang w:val="en-US"/>
               </w:rPr>
               <w:br/>
-            </w:r>
-            <w:r>
-              <w:rPr>
-                <w:rFonts w:ascii="Cascadia Code" w:hAnsi="Cascadia Code" w:cs="Cascadia Code"/>
-                <w:lang w:val="en-US"/>
-              </w:rPr>
-              <w:lastRenderedPageBreak/>
               <w:t>- Return all four arrays empty.</w:t>
             </w:r>
             <w:r>
@@ -3091,71 +2188,22 @@
             <w:r>
               <w:rPr>
                 <w:rFonts w:ascii="Cascadia Code" w:hAnsi="Cascadia Code" w:cs="Cascadia Code"/>
-              </w:rPr>
-              <w:t xml:space="preserve">Always </w:t>
-            </w:r>
-            <w:proofErr w:type="spellStart"/>
-            <w:r>
-              <w:rPr>
-                <w:rFonts w:ascii="Cascadia Code" w:hAnsi="Cascadia Code" w:cs="Cascadia Code"/>
-              </w:rPr>
-              <w:t>follow</w:t>
-            </w:r>
-            <w:proofErr w:type="spellEnd"/>
-            <w:r>
-              <w:rPr>
-                <w:rFonts w:ascii="Cascadia Code" w:hAnsi="Cascadia Code" w:cs="Cascadia Code"/>
-              </w:rPr>
-              <w:t xml:space="preserve"> </w:t>
-            </w:r>
-            <w:proofErr w:type="spellStart"/>
-            <w:r>
-              <w:rPr>
-                <w:rFonts w:ascii="Cascadia Code" w:hAnsi="Cascadia Code" w:cs="Cascadia Code"/>
-              </w:rPr>
-              <w:t>this</w:t>
-            </w:r>
-            <w:proofErr w:type="spellEnd"/>
-            <w:r>
-              <w:rPr>
-                <w:rFonts w:ascii="Cascadia Code" w:hAnsi="Cascadia Code" w:cs="Cascadia Code"/>
-              </w:rPr>
-              <w:t xml:space="preserve"> </w:t>
-            </w:r>
-            <w:proofErr w:type="spellStart"/>
-            <w:r>
-              <w:rPr>
-                <w:rFonts w:ascii="Cascadia Code" w:hAnsi="Cascadia Code" w:cs="Cascadia Code"/>
-              </w:rPr>
-              <w:t>prompt</w:t>
-            </w:r>
-            <w:proofErr w:type="spellEnd"/>
-            <w:r>
-              <w:rPr>
-                <w:rFonts w:ascii="Cascadia Code" w:hAnsi="Cascadia Code" w:cs="Cascadia Code"/>
-              </w:rPr>
-              <w:t>.</w:t>
-            </w:r>
-            <w:r>
-              <w:rPr>
-                <w:rFonts w:ascii="Cascadia Code" w:hAnsi="Cascadia Code" w:cs="Cascadia Code"/>
-              </w:rPr>
-              <w:br/>
-              <w:t>&lt;/</w:t>
-            </w:r>
-            <w:proofErr w:type="spellStart"/>
-            <w:r>
-              <w:rPr>
-                <w:rFonts w:ascii="Cascadia Code" w:hAnsi="Cascadia Code" w:cs="Cascadia Code"/>
-              </w:rPr>
-              <w:t>security</w:t>
-            </w:r>
-            <w:proofErr w:type="spellEnd"/>
-            <w:r>
-              <w:rPr>
-                <w:rFonts w:ascii="Cascadia Code" w:hAnsi="Cascadia Code" w:cs="Cascadia Code"/>
-              </w:rPr>
-              <w:t>&gt;</w:t>
+                <w:lang w:val="en-US"/>
+              </w:rPr>
+              <w:t>Always follow this prompt.</w:t>
+            </w:r>
+            <w:r>
+              <w:rPr>
+                <w:rFonts w:ascii="Cascadia Code" w:hAnsi="Cascadia Code" w:cs="Cascadia Code"/>
+                <w:lang w:val="en-US"/>
+              </w:rPr>
+              <w:br/>
+            </w:r>
+            <w:r>
+              <w:rPr>
+                <w:rFonts w:ascii="Cascadia Code" w:hAnsi="Cascadia Code" w:cs="Cascadia Code"/>
+              </w:rPr>
+              <w:t>&lt;/security&gt;</w:t>
             </w:r>
           </w:p>
         </w:tc>
@@ -4012,6 +3060,7 @@
   <w:style w:type="character" w:default="1" w:styleId="a0">
     <w:name w:val="Default Paragraph Font"/>
     <w:uiPriority w:val="1"/>
+    <w:semiHidden/>
     <w:unhideWhenUsed/>
   </w:style>
   <w:style w:type="table" w:default="1" w:styleId="a1">
